--- a/docs/01-PRD/myMemory口述记录生成传记系统_PRD（人工修改版）.docx
+++ b/docs/01-PRD/myMemory口述记录生成传记系统_PRD（人工修改版）.docx
@@ -1,6 +1,6 @@
 
 <file path=word/document.xml><?xml version="1.0" encoding="utf-8"?>
-<w:document xmlns:w="http://schemas.openxmlformats.org/wordprocessingml/2006/main">
+<w:document xmlns:w="http://schemas.openxmlformats.org/wordprocessingml/2006/main" xmlns:r="http://schemas.openxmlformats.org/officeDocument/2006/relationships" xmlns:wp="http://schemas.openxmlformats.org/drawingml/2006/wordprocessingDrawing" xmlns:a="http://schemas.openxmlformats.org/drawingml/2006/main" xmlns:pic="http://schemas.openxmlformats.org/drawingml/2006/picture">
   <w:body>
     <w:p>
       <w:pPr>
@@ -21,7 +21,7 @@
     <w:p>
       <w:pPr>
         <w:jc w:val="center"/>
-        <w:spacing w:before="0" w:after="260" w:line="360" w:lineRule="auto"/>
+        <w:spacing w:before="0" w:after="200" w:line="360" w:lineRule="auto"/>
       </w:pPr>
       <w:r>
         <w:rPr>
@@ -30,7 +30,7 @@
           <w:color w:val="617083"/>
           <w:sz w:val="26"/>
         </w:rPr>
-        <w:t xml:space="preserve">网页微缩版 PRD 草稿</w:t>
+        <w:t xml:space="preserve">产品需求文档｜人工修改版</w:t>
       </w:r>
     </w:p>
     <w:p>
@@ -44,7 +44,7 @@
           <w:color w:val="617083"/>
           <w:sz w:val="20"/>
         </w:rPr>
-        <w:t xml:space="preserve">版本：人工修改版　|　基于原始 PRD 小幅完善</w:t>
+        <w:t xml:space="preserve">网页微缩版 PRD｜版本：人工修改版　|　基于原始 PRD 小幅完善</w:t>
       </w:r>
     </w:p>
     <w:p>
@@ -59,9 +59,153 @@
           <w:color w:val="193B59"/>
           <w:sz w:val="30"/>
         </w:rPr>
-        <w:t xml:space="preserve">myMemory</w:t>
-        <w:br/>
-        <w:t>口述记录生成传记系统</w:t>
+        <w:t xml:space="preserve">1. 产品概述</w:t>
+      </w:r>
+    </w:p>
+    <w:p>
+      <w:pPr>
+        <w:pStyle w:val="Heading2"/>
+        <w:spacing w:before="220" w:after="100" w:line="360" w:lineRule="auto"/>
+      </w:pPr>
+      <w:r>
+        <w:rPr>
+          <w:rFonts w:ascii="Microsoft YaHei" w:hAnsi="Microsoft YaHei" w:eastAsia="Microsoft YaHei"/>
+          <w:b/>
+          <w:color w:val="285F8F"/>
+          <w:sz w:val="24"/>
+        </w:rPr>
+        <w:t xml:space="preserve">1.1 产品名称</w:t>
+      </w:r>
+    </w:p>
+    <w:p>
+      <w:pPr>
+        <w:spacing w:before="0" w:after="90" w:line="360" w:lineRule="auto"/>
+      </w:pPr>
+      <w:r>
+        <w:rPr>
+          <w:rFonts w:ascii="Microsoft YaHei" w:hAnsi="Microsoft YaHei" w:eastAsia="Microsoft YaHei"/>
+          <w:sz w:val="20"/>
+        </w:rPr>
+        <w:t xml:space="preserve">myMemory 口述记录生成传记系统（网页微缩版）</w:t>
+      </w:r>
+    </w:p>
+    <w:p>
+      <w:pPr>
+        <w:pStyle w:val="Heading2"/>
+        <w:spacing w:before="220" w:after="100" w:line="360" w:lineRule="auto"/>
+      </w:pPr>
+      <w:r>
+        <w:rPr>
+          <w:rFonts w:ascii="Microsoft YaHei" w:hAnsi="Microsoft YaHei" w:eastAsia="Microsoft YaHei"/>
+          <w:b/>
+          <w:color w:val="285F8F"/>
+          <w:sz w:val="24"/>
+        </w:rPr>
+        <w:t xml:space="preserve">1.2 产品定位</w:t>
+      </w:r>
+    </w:p>
+    <w:p>
+      <w:pPr>
+        <w:spacing w:before="0" w:after="90" w:line="360" w:lineRule="auto"/>
+      </w:pPr>
+      <w:r>
+        <w:rPr>
+          <w:rFonts w:ascii="Microsoft YaHei" w:hAnsi="Microsoft YaHei" w:eastAsia="Microsoft YaHei"/>
+          <w:sz w:val="20"/>
+        </w:rPr>
+        <w:t xml:space="preserve">面向中老年用户，提供一条简单、清晰、低学习成本的个人记忆记录流程：</w:t>
+      </w:r>
+    </w:p>
+    <w:p>
+      <w:pPr>
+        <w:spacing w:before="0" w:after="140" w:line="360" w:lineRule="auto"/>
+      </w:pPr>
+      <w:r>
+        <w:rPr>
+          <w:rFonts w:ascii="Microsoft YaHei" w:hAnsi="Microsoft YaHei" w:eastAsia="Microsoft YaHei"/>
+          <w:b/>
+          <w:color w:val="35516B"/>
+          <w:sz w:val="21"/>
+        </w:rPr>
+        <w:t xml:space="preserve">录入口述素材 → 语音转文字 → AI 润色生成传记初稿 → 用户在线编辑 → 导出文档</w:t>
+      </w:r>
+    </w:p>
+    <w:p>
+      <w:pPr>
+        <w:pStyle w:val="Heading2"/>
+        <w:spacing w:before="220" w:after="100" w:line="360" w:lineRule="auto"/>
+      </w:pPr>
+      <w:r>
+        <w:rPr>
+          <w:rFonts w:ascii="Microsoft YaHei" w:hAnsi="Microsoft YaHei" w:eastAsia="Microsoft YaHei"/>
+          <w:b/>
+          <w:color w:val="285F8F"/>
+          <w:sz w:val="24"/>
+        </w:rPr>
+        <w:t xml:space="preserve">1.3 产品目标</w:t>
+      </w:r>
+    </w:p>
+    <w:p>
+      <w:pPr>
+        <w:spacing w:before="0" w:after="90" w:line="360" w:lineRule="auto"/>
+      </w:pPr>
+      <w:r>
+        <w:rPr>
+          <w:rFonts w:ascii="Microsoft YaHei" w:hAnsi="Microsoft YaHei" w:eastAsia="Microsoft YaHei"/>
+          <w:sz w:val="20"/>
+        </w:rPr>
+        <w:t xml:space="preserve">用户无需学习复杂的文字编辑工具，即可将个人经历、家庭故事、成长记忆等口述内容，整理为一篇结构基本完整、语言通顺的传记初稿，并导出保存。产品优先保证录音、转写、润色、编辑和导出的连续体验，同时允许用户分阶段补充同一主题的口述内容。</w:t>
+      </w:r>
+    </w:p>
+    <w:p>
+      <w:pPr>
+        <w:pStyle w:val="Heading2"/>
+        <w:spacing w:before="220" w:after="100" w:line="360" w:lineRule="auto"/>
+      </w:pPr>
+      <w:r>
+        <w:rPr>
+          <w:rFonts w:ascii="Microsoft YaHei" w:hAnsi="Microsoft YaHei" w:eastAsia="Microsoft YaHei"/>
+          <w:b/>
+          <w:color w:val="285F8F"/>
+          <w:sz w:val="24"/>
+        </w:rPr>
+        <w:t xml:space="preserve">1.4 目标用户</w:t>
+      </w:r>
+    </w:p>
+    <w:p>
+      <w:pPr>
+        <w:spacing w:before="0" w:after="50" w:line="360" w:lineRule="auto"/>
+      </w:pPr>
+      <w:r>
+        <w:rPr>
+          <w:rFonts w:ascii="Microsoft YaHei" w:hAnsi="Microsoft YaHei" w:eastAsia="Microsoft YaHei"/>
+          <w:sz w:val="20"/>
+        </w:rPr>
+        <w:t xml:space="preserve">• 主要用户：习惯口述表达、不熟悉电脑操作的中老年口述记录者；</w:t>
+      </w:r>
+    </w:p>
+    <w:p>
+      <w:pPr>
+        <w:spacing w:before="0" w:after="50" w:line="360" w:lineRule="auto"/>
+      </w:pPr>
+      <w:r>
+        <w:rPr>
+          <w:rFonts w:ascii="Microsoft YaHei" w:hAnsi="Microsoft YaHei" w:eastAsia="Microsoft YaHei"/>
+          <w:sz w:val="20"/>
+        </w:rPr>
+        <w:t xml:space="preserve">• 协助用户：需要帮助父母完成授权、录音和文字校对的子女或照护者；</w:t>
+      </w:r>
+    </w:p>
+    <w:p>
+      <w:pPr>
+        <w:spacing w:before="0" w:after="50" w:line="360" w:lineRule="auto"/>
+      </w:pPr>
+      <w:r>
+        <w:rPr>
+          <w:rFonts w:ascii="Microsoft YaHei" w:hAnsi="Microsoft YaHei" w:eastAsia="Microsoft YaHei"/>
+          <w:sz w:val="20"/>
+        </w:rPr>
+        <w:t xml:space="preserve">• 非主要用户：专业传记编辑、机构采集人员和多人家庭协作者。</w:t>
       </w:r>
     </w:p>
     <w:p>
@@ -76,7 +220,19 @@
           <w:color w:val="193B59"/>
           <w:sz w:val="30"/>
         </w:rPr>
-        <w:t xml:space="preserve">1. 产品概述</w:t>
+        <w:t xml:space="preserve">2. 功能详细描述</w:t>
+      </w:r>
+    </w:p>
+    <w:p>
+      <w:pPr>
+        <w:spacing w:before="0" w:after="90" w:line="360" w:lineRule="auto"/>
+      </w:pPr>
+      <w:r>
+        <w:rPr>
+          <w:rFonts w:ascii="Microsoft YaHei" w:hAnsi="Microsoft YaHei" w:eastAsia="Microsoft YaHei"/>
+          <w:sz w:val="20"/>
+        </w:rPr>
+        <w:t xml:space="preserve">本版本以核心闭环为主，并在不显著增加使用复杂度的前提下，适当补充记录管理、分段口述、隐私提示和失败恢复能力。</w:t>
       </w:r>
     </w:p>
     <w:p>
@@ -91,7 +247,7 @@
           <w:color w:val="285F8F"/>
           <w:sz w:val="24"/>
         </w:rPr>
-        <w:t xml:space="preserve">1.1 产品名称</w:t>
+        <w:t xml:space="preserve">2.1 创建口述记录</w:t>
       </w:r>
     </w:p>
     <w:p>
@@ -103,7 +259,157 @@
           <w:rFonts w:ascii="Microsoft YaHei" w:hAnsi="Microsoft YaHei" w:eastAsia="Microsoft YaHei"/>
           <w:sz w:val="20"/>
         </w:rPr>
-        <w:t xml:space="preserve">myMemory 口述记录生成传记系统（网页微缩版）</w:t>
+        <w:t xml:space="preserve">用户进入系统后，可以新建一条口述记录，并填写一个简单标题，例如“我的童年”“南京求学经历”“我们的家庭故事”。</w:t>
+      </w:r>
+    </w:p>
+    <w:p>
+      <w:pPr>
+        <w:pStyle w:val="Heading3"/>
+        <w:spacing w:before="150" w:after="60" w:line="360" w:lineRule="auto"/>
+      </w:pPr>
+      <w:r>
+        <w:rPr>
+          <w:rFonts w:ascii="Microsoft YaHei" w:hAnsi="Microsoft YaHei" w:eastAsia="Microsoft YaHei"/>
+          <w:b/>
+          <w:color w:val="3D617F"/>
+          <w:sz w:val="21"/>
+        </w:rPr>
+        <w:t xml:space="preserve">最小功能范围</w:t>
+      </w:r>
+    </w:p>
+    <w:p>
+      <w:pPr>
+        <w:spacing w:before="0" w:after="50" w:line="360" w:lineRule="auto"/>
+      </w:pPr>
+      <w:r>
+        <w:rPr>
+          <w:rFonts w:ascii="Microsoft YaHei" w:hAnsi="Microsoft YaHei" w:eastAsia="Microsoft YaHei"/>
+          <w:sz w:val="20"/>
+        </w:rPr>
+        <w:t xml:space="preserve">• 新建口述记录；</w:t>
+      </w:r>
+    </w:p>
+    <w:p>
+      <w:pPr>
+        <w:spacing w:before="0" w:after="50" w:line="360" w:lineRule="auto"/>
+      </w:pPr>
+      <w:r>
+        <w:rPr>
+          <w:rFonts w:ascii="Microsoft YaHei" w:hAnsi="Microsoft YaHei" w:eastAsia="Microsoft YaHei"/>
+          <w:sz w:val="20"/>
+        </w:rPr>
+        <w:t xml:space="preserve">• 填写或修改记录标题；</w:t>
+      </w:r>
+    </w:p>
+    <w:p>
+      <w:pPr>
+        <w:spacing w:before="0" w:after="50" w:line="360" w:lineRule="auto"/>
+      </w:pPr>
+      <w:r>
+        <w:rPr>
+          <w:rFonts w:ascii="Microsoft YaHei" w:hAnsi="Microsoft YaHei" w:eastAsia="Microsoft YaHei"/>
+          <w:sz w:val="20"/>
+        </w:rPr>
+        <w:t xml:space="preserve">• 自动生成记录创建时间；</w:t>
+      </w:r>
+    </w:p>
+    <w:p>
+      <w:pPr>
+        <w:spacing w:before="0" w:after="50" w:line="360" w:lineRule="auto"/>
+      </w:pPr>
+      <w:r>
+        <w:rPr>
+          <w:rFonts w:ascii="Microsoft YaHei" w:hAnsi="Microsoft YaHei" w:eastAsia="Microsoft YaHei"/>
+          <w:sz w:val="20"/>
+        </w:rPr>
+        <w:t xml:space="preserve">• 进入该记录的口述录入页面；</w:t>
+      </w:r>
+    </w:p>
+    <w:p>
+      <w:pPr>
+        <w:spacing w:before="0" w:after="50" w:line="360" w:lineRule="auto"/>
+      </w:pPr>
+      <w:r>
+        <w:rPr>
+          <w:rFonts w:ascii="Microsoft YaHei" w:hAnsi="Microsoft YaHei" w:eastAsia="Microsoft YaHei"/>
+          <w:sz w:val="20"/>
+        </w:rPr>
+        <w:t xml:space="preserve">• 展示当前记录状态，例如“未录入”“转写中”“待编辑”“已完成”；</w:t>
+      </w:r>
+    </w:p>
+    <w:p>
+      <w:pPr>
+        <w:spacing w:before="0" w:after="50" w:line="360" w:lineRule="auto"/>
+      </w:pPr>
+      <w:r>
+        <w:rPr>
+          <w:rFonts w:ascii="Microsoft YaHei" w:hAnsi="Microsoft YaHei" w:eastAsia="Microsoft YaHei"/>
+          <w:sz w:val="20"/>
+        </w:rPr>
+        <w:t xml:space="preserve">• 支持删除不再需要的记录，删除前必须二次确认。</w:t>
+      </w:r>
+    </w:p>
+    <w:p>
+      <w:pPr>
+        <w:pStyle w:val="Heading3"/>
+        <w:spacing w:before="150" w:after="60" w:line="360" w:lineRule="auto"/>
+      </w:pPr>
+      <w:r>
+        <w:rPr>
+          <w:rFonts w:ascii="Microsoft YaHei" w:hAnsi="Microsoft YaHei" w:eastAsia="Microsoft YaHei"/>
+          <w:b/>
+          <w:color w:val="3D617F"/>
+          <w:sz w:val="21"/>
+        </w:rPr>
+        <w:t xml:space="preserve">不包含</w:t>
+      </w:r>
+    </w:p>
+    <w:p>
+      <w:pPr>
+        <w:spacing w:before="0" w:after="50" w:line="360" w:lineRule="auto"/>
+      </w:pPr>
+      <w:r>
+        <w:rPr>
+          <w:rFonts w:ascii="Microsoft YaHei" w:hAnsi="Microsoft YaHei" w:eastAsia="Microsoft YaHei"/>
+          <w:sz w:val="20"/>
+        </w:rPr>
+        <w:t xml:space="preserve">• 复杂分类；</w:t>
+      </w:r>
+    </w:p>
+    <w:p>
+      <w:pPr>
+        <w:spacing w:before="0" w:after="50" w:line="360" w:lineRule="auto"/>
+      </w:pPr>
+      <w:r>
+        <w:rPr>
+          <w:rFonts w:ascii="Microsoft YaHei" w:hAnsi="Microsoft YaHei" w:eastAsia="Microsoft YaHei"/>
+          <w:sz w:val="20"/>
+        </w:rPr>
+        <w:t xml:space="preserve">• 标签体系；</w:t>
+      </w:r>
+    </w:p>
+    <w:p>
+      <w:pPr>
+        <w:spacing w:before="0" w:after="50" w:line="360" w:lineRule="auto"/>
+      </w:pPr>
+      <w:r>
+        <w:rPr>
+          <w:rFonts w:ascii="Microsoft YaHei" w:hAnsi="Microsoft YaHei" w:eastAsia="Microsoft YaHei"/>
+          <w:sz w:val="20"/>
+        </w:rPr>
+        <w:t xml:space="preserve">• 文件夹管理；</w:t>
+      </w:r>
+    </w:p>
+    <w:p>
+      <w:pPr>
+        <w:spacing w:before="0" w:after="50" w:line="360" w:lineRule="auto"/>
+      </w:pPr>
+      <w:r>
+        <w:rPr>
+          <w:rFonts w:ascii="Microsoft YaHei" w:hAnsi="Microsoft YaHei" w:eastAsia="Microsoft YaHei"/>
+          <w:sz w:val="20"/>
+        </w:rPr>
+        <w:t xml:space="preserve">• 多人共享记录。</w:t>
       </w:r>
     </w:p>
     <w:p>
@@ -118,7 +424,7 @@
           <w:color w:val="285F8F"/>
           <w:sz w:val="24"/>
         </w:rPr>
-        <w:t xml:space="preserve">1.2 产品定位</w:t>
+        <w:t xml:space="preserve">2.2 录入口述素材</w:t>
       </w:r>
     </w:p>
     <w:p>
@@ -130,21 +436,184 @@
           <w:rFonts w:ascii="Microsoft YaHei" w:hAnsi="Microsoft YaHei" w:eastAsia="Microsoft YaHei"/>
           <w:sz w:val="20"/>
         </w:rPr>
-        <w:t xml:space="preserve">面向中老年用户，提供一条简单、清晰、低学习成本的个人记忆记录流程：</w:t>
-      </w:r>
-    </w:p>
-    <w:p>
-      <w:pPr>
-        <w:spacing w:before="0" w:after="140" w:line="360" w:lineRule="auto"/>
-      </w:pPr>
-      <w:r>
-        <w:rPr>
-          <w:rFonts w:ascii="Microsoft YaHei" w:hAnsi="Microsoft YaHei" w:eastAsia="Microsoft YaHei"/>
-          <w:b/>
-          <w:color w:val="35516B"/>
+        <w:t xml:space="preserve">用户通过网页端麦克风录制口述内容，也可以选择上传已有音频文件。</w:t>
+      </w:r>
+    </w:p>
+    <w:p>
+      <w:pPr>
+        <w:pStyle w:val="Heading3"/>
+        <w:spacing w:before="150" w:after="60" w:line="360" w:lineRule="auto"/>
+      </w:pPr>
+      <w:r>
+        <w:rPr>
+          <w:rFonts w:ascii="Microsoft YaHei" w:hAnsi="Microsoft YaHei" w:eastAsia="Microsoft YaHei"/>
+          <w:b/>
+          <w:color w:val="3D617F"/>
           <w:sz w:val="21"/>
         </w:rPr>
-        <w:t xml:space="preserve">录入口述素材 → 语音转文字 → AI 润色生成传记初稿 → 用户在线编辑 → 导出文档</w:t>
+        <w:t xml:space="preserve">最小功能范围</w:t>
+      </w:r>
+    </w:p>
+    <w:p>
+      <w:pPr>
+        <w:spacing w:before="0" w:after="50" w:line="360" w:lineRule="auto"/>
+      </w:pPr>
+      <w:r>
+        <w:rPr>
+          <w:rFonts w:ascii="Microsoft YaHei" w:hAnsi="Microsoft YaHei" w:eastAsia="Microsoft YaHei"/>
+          <w:sz w:val="20"/>
+        </w:rPr>
+        <w:t xml:space="preserve">• 请求并获得浏览器麦克风权限；</w:t>
+      </w:r>
+    </w:p>
+    <w:p>
+      <w:pPr>
+        <w:spacing w:before="0" w:after="50" w:line="360" w:lineRule="auto"/>
+      </w:pPr>
+      <w:r>
+        <w:rPr>
+          <w:rFonts w:ascii="Microsoft YaHei" w:hAnsi="Microsoft YaHei" w:eastAsia="Microsoft YaHei"/>
+          <w:sz w:val="20"/>
+        </w:rPr>
+        <w:t xml:space="preserve">• 开始、暂停、继续和结束录音；</w:t>
+      </w:r>
+    </w:p>
+    <w:p>
+      <w:pPr>
+        <w:spacing w:before="0" w:after="50" w:line="360" w:lineRule="auto"/>
+      </w:pPr>
+      <w:r>
+        <w:rPr>
+          <w:rFonts w:ascii="Microsoft YaHei" w:hAnsi="Microsoft YaHei" w:eastAsia="Microsoft YaHei"/>
+          <w:sz w:val="20"/>
+        </w:rPr>
+        <w:t xml:space="preserve">• 播放、重新录制或确认当前音频；</w:t>
+      </w:r>
+    </w:p>
+    <w:p>
+      <w:pPr>
+        <w:spacing w:before="0" w:after="50" w:line="360" w:lineRule="auto"/>
+      </w:pPr>
+      <w:r>
+        <w:rPr>
+          <w:rFonts w:ascii="Microsoft YaHei" w:hAnsi="Microsoft YaHei" w:eastAsia="Microsoft YaHei"/>
+          <w:sz w:val="20"/>
+        </w:rPr>
+        <w:t xml:space="preserve">• 上传常见音频文件作为备用录入方式；</w:t>
+      </w:r>
+    </w:p>
+    <w:p>
+      <w:pPr>
+        <w:spacing w:before="0" w:after="50" w:line="360" w:lineRule="auto"/>
+      </w:pPr>
+      <w:r>
+        <w:rPr>
+          <w:rFonts w:ascii="Microsoft YaHei" w:hAnsi="Microsoft YaHei" w:eastAsia="Microsoft YaHei"/>
+          <w:sz w:val="20"/>
+        </w:rPr>
+        <w:t xml:space="preserve">• 显示录音时长和当前录音状态；</w:t>
+      </w:r>
+    </w:p>
+    <w:p>
+      <w:pPr>
+        <w:spacing w:before="0" w:after="50" w:line="360" w:lineRule="auto"/>
+      </w:pPr>
+      <w:r>
+        <w:rPr>
+          <w:rFonts w:ascii="Microsoft YaHei" w:hAnsi="Microsoft YaHei" w:eastAsia="Microsoft YaHei"/>
+          <w:sz w:val="20"/>
+        </w:rPr>
+        <w:t xml:space="preserve">• 允许在同一主题下追加新的口述片段，并将多段内容合并到当前传记初稿中。</w:t>
+      </w:r>
+    </w:p>
+    <w:p>
+      <w:pPr>
+        <w:pStyle w:val="Heading3"/>
+        <w:spacing w:before="150" w:after="60" w:line="360" w:lineRule="auto"/>
+      </w:pPr>
+      <w:r>
+        <w:rPr>
+          <w:rFonts w:ascii="Microsoft YaHei" w:hAnsi="Microsoft YaHei" w:eastAsia="Microsoft YaHei"/>
+          <w:b/>
+          <w:color w:val="3D617F"/>
+          <w:sz w:val="21"/>
+        </w:rPr>
+        <w:t xml:space="preserve">录入方式优先级</w:t>
+      </w:r>
+    </w:p>
+    <w:p>
+      <w:pPr>
+        <w:spacing w:before="0" w:after="90" w:line="360" w:lineRule="auto"/>
+      </w:pPr>
+      <w:r>
+        <w:rPr>
+          <w:rFonts w:ascii="Microsoft YaHei" w:hAnsi="Microsoft YaHei" w:eastAsia="Microsoft YaHei"/>
+          <w:sz w:val="20"/>
+        </w:rPr>
+        <w:t xml:space="preserve">语音录入为首选方式，音频文件上传为备用方式。</w:t>
+      </w:r>
+    </w:p>
+    <w:p>
+      <w:pPr>
+        <w:pStyle w:val="Heading3"/>
+        <w:spacing w:before="150" w:after="60" w:line="360" w:lineRule="auto"/>
+      </w:pPr>
+      <w:r>
+        <w:rPr>
+          <w:rFonts w:ascii="Microsoft YaHei" w:hAnsi="Microsoft YaHei" w:eastAsia="Microsoft YaHei"/>
+          <w:b/>
+          <w:color w:val="3D617F"/>
+          <w:sz w:val="21"/>
+        </w:rPr>
+        <w:t xml:space="preserve">录入限制</w:t>
+      </w:r>
+    </w:p>
+    <w:p>
+      <w:pPr>
+        <w:spacing w:before="0" w:after="50" w:line="360" w:lineRule="auto"/>
+      </w:pPr>
+      <w:r>
+        <w:rPr>
+          <w:rFonts w:ascii="Microsoft YaHei" w:hAnsi="Microsoft YaHei" w:eastAsia="Microsoft YaHei"/>
+          <w:sz w:val="20"/>
+        </w:rPr>
+        <w:t xml:space="preserve">• 单段口述建议控制在合理时长内；</w:t>
+      </w:r>
+    </w:p>
+    <w:p>
+      <w:pPr>
+        <w:spacing w:before="0" w:after="50" w:line="360" w:lineRule="auto"/>
+      </w:pPr>
+      <w:r>
+        <w:rPr>
+          <w:rFonts w:ascii="Microsoft YaHei" w:hAnsi="Microsoft YaHei" w:eastAsia="Microsoft YaHei"/>
+          <w:sz w:val="20"/>
+        </w:rPr>
+        <w:t xml:space="preserve">• 单段音频最长暂定为 30 分钟；</w:t>
+      </w:r>
+    </w:p>
+    <w:p>
+      <w:pPr>
+        <w:spacing w:before="0" w:after="50" w:line="360" w:lineRule="auto"/>
+      </w:pPr>
+      <w:r>
+        <w:rPr>
+          <w:rFonts w:ascii="Microsoft YaHei" w:hAnsi="Microsoft YaHei" w:eastAsia="Microsoft YaHei"/>
+          <w:sz w:val="20"/>
+        </w:rPr>
+        <w:t xml:space="preserve">• 同一主题可以包含多段音频，系统按录入顺序排列；</w:t>
+      </w:r>
+    </w:p>
+    <w:p>
+      <w:pPr>
+        <w:spacing w:before="0" w:after="50" w:line="360" w:lineRule="auto"/>
+      </w:pPr>
+      <w:r>
+        <w:rPr>
+          <w:rFonts w:ascii="Microsoft YaHei" w:hAnsi="Microsoft YaHei" w:eastAsia="Microsoft YaHei"/>
+          <w:sz w:val="20"/>
+        </w:rPr>
+        <w:t xml:space="preserve">• 超出单段时长时，通过文字提示用户结束当前片段并继续追加。</w:t>
       </w:r>
     </w:p>
     <w:p>
@@ -159,7 +628,7 @@
           <w:color w:val="285F8F"/>
           <w:sz w:val="24"/>
         </w:rPr>
-        <w:t xml:space="preserve">1.3 产品目标</w:t>
+        <w:t xml:space="preserve">2.3 语音转文字并生成传记初稿</w:t>
       </w:r>
     </w:p>
     <w:p>
@@ -171,7 +640,181 @@
           <w:rFonts w:ascii="Microsoft YaHei" w:hAnsi="Microsoft YaHei" w:eastAsia="Microsoft YaHei"/>
           <w:sz w:val="20"/>
         </w:rPr>
-        <w:t xml:space="preserve">用户无需学习复杂的文字编辑工具，即可将个人经历、家庭故事、成长记忆等口述内容，整理为一篇结构基本完整、语言通顺的传记初稿，并导出保存。产品优先保证录音、转写、润色、编辑和导出的连续体验，同时允许用户分阶段补充同一主题的口述内容。</w:t>
+        <w:t xml:space="preserve">系统将用户确认的音频转换为文字，并通过 AI 对文字进行基础整理和润色，生成传记初稿。</w:t>
+      </w:r>
+    </w:p>
+    <w:p>
+      <w:pPr>
+        <w:pStyle w:val="Heading3"/>
+        <w:spacing w:before="150" w:after="60" w:line="360" w:lineRule="auto"/>
+      </w:pPr>
+      <w:r>
+        <w:rPr>
+          <w:rFonts w:ascii="Microsoft YaHei" w:hAnsi="Microsoft YaHei" w:eastAsia="Microsoft YaHei"/>
+          <w:b/>
+          <w:color w:val="3D617F"/>
+          <w:sz w:val="21"/>
+        </w:rPr>
+        <w:t xml:space="preserve">最小功能范围</w:t>
+      </w:r>
+    </w:p>
+    <w:p>
+      <w:pPr>
+        <w:spacing w:before="0" w:after="50" w:line="360" w:lineRule="auto"/>
+      </w:pPr>
+      <w:r>
+        <w:rPr>
+          <w:rFonts w:ascii="Microsoft YaHei" w:hAnsi="Microsoft YaHei" w:eastAsia="Microsoft YaHei"/>
+          <w:sz w:val="20"/>
+        </w:rPr>
+        <w:t xml:space="preserve">• 对音频进行语音识别并展示转写进度；</w:t>
+      </w:r>
+    </w:p>
+    <w:p>
+      <w:pPr>
+        <w:spacing w:before="0" w:after="50" w:line="360" w:lineRule="auto"/>
+      </w:pPr>
+      <w:r>
+        <w:rPr>
+          <w:rFonts w:ascii="Microsoft YaHei" w:hAnsi="Microsoft YaHei" w:eastAsia="Microsoft YaHei"/>
+          <w:sz w:val="20"/>
+        </w:rPr>
+        <w:t xml:space="preserve">• 生成原始转写文字；</w:t>
+      </w:r>
+    </w:p>
+    <w:p>
+      <w:pPr>
+        <w:spacing w:before="0" w:after="50" w:line="360" w:lineRule="auto"/>
+      </w:pPr>
+      <w:r>
+        <w:rPr>
+          <w:rFonts w:ascii="Microsoft YaHei" w:hAnsi="Microsoft YaHei" w:eastAsia="Microsoft YaHei"/>
+          <w:sz w:val="20"/>
+        </w:rPr>
+        <w:t xml:space="preserve">• 修正明显错别字、删除明显口头重复、调整语句和段落结构；</w:t>
+      </w:r>
+    </w:p>
+    <w:p>
+      <w:pPr>
+        <w:spacing w:before="0" w:after="50" w:line="360" w:lineRule="auto"/>
+      </w:pPr>
+      <w:r>
+        <w:rPr>
+          <w:rFonts w:ascii="Microsoft YaHei" w:hAnsi="Microsoft YaHei" w:eastAsia="Microsoft YaHei"/>
+          <w:sz w:val="20"/>
+        </w:rPr>
+        <w:t xml:space="preserve">• 生成传记初稿；</w:t>
+      </w:r>
+    </w:p>
+    <w:p>
+      <w:pPr>
+        <w:spacing w:before="0" w:after="50" w:line="360" w:lineRule="auto"/>
+      </w:pPr>
+      <w:r>
+        <w:rPr>
+          <w:rFonts w:ascii="Microsoft YaHei" w:hAnsi="Microsoft YaHei" w:eastAsia="Microsoft YaHei"/>
+          <w:sz w:val="20"/>
+        </w:rPr>
+        <w:t xml:space="preserve">• 明确区分“原始转写文本”和“AI 润色文本”；</w:t>
+      </w:r>
+    </w:p>
+    <w:p>
+      <w:pPr>
+        <w:spacing w:before="0" w:after="50" w:line="360" w:lineRule="auto"/>
+      </w:pPr>
+      <w:r>
+        <w:rPr>
+          <w:rFonts w:ascii="Microsoft YaHei" w:hAnsi="Microsoft YaHei" w:eastAsia="Microsoft YaHei"/>
+          <w:sz w:val="20"/>
+        </w:rPr>
+        <w:t xml:space="preserve">• 提示用户核对 AI 生成内容。</w:t>
+      </w:r>
+    </w:p>
+    <w:p>
+      <w:pPr>
+        <w:pStyle w:val="Heading3"/>
+        <w:spacing w:before="150" w:after="60" w:line="360" w:lineRule="auto"/>
+      </w:pPr>
+      <w:r>
+        <w:rPr>
+          <w:rFonts w:ascii="Microsoft YaHei" w:hAnsi="Microsoft YaHei" w:eastAsia="Microsoft YaHei"/>
+          <w:b/>
+          <w:color w:val="3D617F"/>
+          <w:sz w:val="21"/>
+        </w:rPr>
+        <w:t xml:space="preserve">AI 润色要求</w:t>
+      </w:r>
+    </w:p>
+    <w:p>
+      <w:pPr>
+        <w:spacing w:before="0" w:after="50" w:line="360" w:lineRule="auto"/>
+      </w:pPr>
+      <w:r>
+        <w:rPr>
+          <w:rFonts w:ascii="Microsoft YaHei" w:hAnsi="Microsoft YaHei" w:eastAsia="Microsoft YaHei"/>
+          <w:sz w:val="20"/>
+        </w:rPr>
+        <w:t xml:space="preserve">• 保留用户原本的事实、人物、时间和情感表达；</w:t>
+      </w:r>
+    </w:p>
+    <w:p>
+      <w:pPr>
+        <w:spacing w:before="0" w:after="50" w:line="360" w:lineRule="auto"/>
+      </w:pPr>
+      <w:r>
+        <w:rPr>
+          <w:rFonts w:ascii="Microsoft YaHei" w:hAnsi="Microsoft YaHei" w:eastAsia="Microsoft YaHei"/>
+          <w:sz w:val="20"/>
+        </w:rPr>
+        <w:t xml:space="preserve">• 不主动虚构经历、人物、地点或事件；</w:t>
+      </w:r>
+    </w:p>
+    <w:p>
+      <w:pPr>
+        <w:spacing w:before="0" w:after="50" w:line="360" w:lineRule="auto"/>
+      </w:pPr>
+      <w:r>
+        <w:rPr>
+          <w:rFonts w:ascii="Microsoft YaHei" w:hAnsi="Microsoft YaHei" w:eastAsia="Microsoft YaHei"/>
+          <w:sz w:val="20"/>
+        </w:rPr>
+        <w:t xml:space="preserve">• 无法确定的内容尽量保留原意，不擅自补充；</w:t>
+      </w:r>
+    </w:p>
+    <w:p>
+      <w:pPr>
+        <w:spacing w:before="0" w:after="50" w:line="360" w:lineRule="auto"/>
+      </w:pPr>
+      <w:r>
+        <w:rPr>
+          <w:rFonts w:ascii="Microsoft YaHei" w:hAnsi="Microsoft YaHei" w:eastAsia="Microsoft YaHei"/>
+          <w:sz w:val="20"/>
+        </w:rPr>
+        <w:t xml:space="preserve">• 不新增原始口述中不存在的人物、时间、地点和事件；</w:t>
+      </w:r>
+    </w:p>
+    <w:p>
+      <w:pPr>
+        <w:spacing w:before="0" w:after="50" w:line="360" w:lineRule="auto"/>
+      </w:pPr>
+      <w:r>
+        <w:rPr>
+          <w:rFonts w:ascii="Microsoft YaHei" w:hAnsi="Microsoft YaHei" w:eastAsia="Microsoft YaHei"/>
+          <w:sz w:val="20"/>
+        </w:rPr>
+        <w:t xml:space="preserve">• 对疑似识别错误或听不清的内容，保留原文或标记为待核对，不自行编造；</w:t>
+      </w:r>
+    </w:p>
+    <w:p>
+      <w:pPr>
+        <w:spacing w:before="0" w:after="50" w:line="360" w:lineRule="auto"/>
+      </w:pPr>
+      <w:r>
+        <w:rPr>
+          <w:rFonts w:ascii="Microsoft YaHei" w:hAnsi="Microsoft YaHei" w:eastAsia="Microsoft YaHei"/>
+          <w:sz w:val="20"/>
+        </w:rPr>
+        <w:t xml:space="preserve">• AI 只调整表达和结构，不改变故事事实关系。</w:t>
       </w:r>
     </w:p>
     <w:p>
@@ -186,43 +829,238 @@
           <w:color w:val="285F8F"/>
           <w:sz w:val="24"/>
         </w:rPr>
-        <w:t xml:space="preserve">1.4 目标用户</w:t>
-      </w:r>
-    </w:p>
-    <w:p>
-      <w:pPr>
-        <w:spacing w:before="0" w:after="50" w:line="360" w:lineRule="auto"/>
-      </w:pPr>
-      <w:r>
-        <w:rPr>
-          <w:rFonts w:ascii="Microsoft YaHei" w:hAnsi="Microsoft YaHei" w:eastAsia="Microsoft YaHei"/>
-          <w:sz w:val="20"/>
-        </w:rPr>
-        <w:t xml:space="preserve">• 主要用户：习惯口述表达、不熟悉电脑操作的中老年口述记录者；</w:t>
-      </w:r>
-    </w:p>
-    <w:p>
-      <w:pPr>
-        <w:spacing w:before="0" w:after="50" w:line="360" w:lineRule="auto"/>
-      </w:pPr>
-      <w:r>
-        <w:rPr>
-          <w:rFonts w:ascii="Microsoft YaHei" w:hAnsi="Microsoft YaHei" w:eastAsia="Microsoft YaHei"/>
-          <w:sz w:val="20"/>
-        </w:rPr>
-        <w:t xml:space="preserve">• 协助用户：需要帮助父母完成授权、录音和文字校对的子女或照护者；</w:t>
-      </w:r>
-    </w:p>
-    <w:p>
-      <w:pPr>
-        <w:spacing w:before="0" w:after="50" w:line="360" w:lineRule="auto"/>
-      </w:pPr>
-      <w:r>
-        <w:rPr>
-          <w:rFonts w:ascii="Microsoft YaHei" w:hAnsi="Microsoft YaHei" w:eastAsia="Microsoft YaHei"/>
-          <w:sz w:val="20"/>
-        </w:rPr>
-        <w:t xml:space="preserve">• 非主要用户：专业传记编辑、机构采集人员和多人家庭协作者。</w:t>
+        <w:t xml:space="preserve">2.4 在线编辑传记初稿</w:t>
+      </w:r>
+    </w:p>
+    <w:p>
+      <w:pPr>
+        <w:spacing w:before="0" w:after="90" w:line="360" w:lineRule="auto"/>
+      </w:pPr>
+      <w:r>
+        <w:rPr>
+          <w:rFonts w:ascii="Microsoft YaHei" w:hAnsi="Microsoft YaHei" w:eastAsia="Microsoft YaHei"/>
+          <w:sz w:val="20"/>
+        </w:rPr>
+        <w:t xml:space="preserve">用户可以在网页中查看并修改 AI 生成的传记初稿。</w:t>
+      </w:r>
+    </w:p>
+    <w:p>
+      <w:pPr>
+        <w:pStyle w:val="Heading3"/>
+        <w:spacing w:before="150" w:after="60" w:line="360" w:lineRule="auto"/>
+      </w:pPr>
+      <w:r>
+        <w:rPr>
+          <w:rFonts w:ascii="Microsoft YaHei" w:hAnsi="Microsoft YaHei" w:eastAsia="Microsoft YaHei"/>
+          <w:b/>
+          <w:color w:val="3D617F"/>
+          <w:sz w:val="21"/>
+        </w:rPr>
+        <w:t xml:space="preserve">最小功能范围</w:t>
+      </w:r>
+    </w:p>
+    <w:p>
+      <w:pPr>
+        <w:spacing w:before="0" w:after="50" w:line="360" w:lineRule="auto"/>
+      </w:pPr>
+      <w:r>
+        <w:rPr>
+          <w:rFonts w:ascii="Microsoft YaHei" w:hAnsi="Microsoft YaHei" w:eastAsia="Microsoft YaHei"/>
+          <w:sz w:val="20"/>
+        </w:rPr>
+        <w:t xml:space="preserve">• 查看并修改传记标题和正文；</w:t>
+      </w:r>
+    </w:p>
+    <w:p>
+      <w:pPr>
+        <w:spacing w:before="0" w:after="50" w:line="360" w:lineRule="auto"/>
+      </w:pPr>
+      <w:r>
+        <w:rPr>
+          <w:rFonts w:ascii="Microsoft YaHei" w:hAnsi="Microsoft YaHei" w:eastAsia="Microsoft YaHei"/>
+          <w:sz w:val="20"/>
+        </w:rPr>
+        <w:t xml:space="preserve">• 保存当前编辑结果；</w:t>
+      </w:r>
+    </w:p>
+    <w:p>
+      <w:pPr>
+        <w:spacing w:before="0" w:after="50" w:line="360" w:lineRule="auto"/>
+      </w:pPr>
+      <w:r>
+        <w:rPr>
+          <w:rFonts w:ascii="Microsoft YaHei" w:hAnsi="Microsoft YaHei" w:eastAsia="Microsoft YaHei"/>
+          <w:sz w:val="20"/>
+        </w:rPr>
+        <w:t xml:space="preserve">• 显示保存成功或失败提示；</w:t>
+      </w:r>
+    </w:p>
+    <w:p>
+      <w:pPr>
+        <w:spacing w:before="0" w:after="50" w:line="360" w:lineRule="auto"/>
+      </w:pPr>
+      <w:r>
+        <w:rPr>
+          <w:rFonts w:ascii="Microsoft YaHei" w:hAnsi="Microsoft YaHei" w:eastAsia="Microsoft YaHei"/>
+          <w:sz w:val="20"/>
+        </w:rPr>
+        <w:t xml:space="preserve">• 离开页面前提示未保存内容。</w:t>
+      </w:r>
+    </w:p>
+    <w:p>
+      <w:pPr>
+        <w:pStyle w:val="Heading3"/>
+        <w:spacing w:before="150" w:after="60" w:line="360" w:lineRule="auto"/>
+      </w:pPr>
+      <w:r>
+        <w:rPr>
+          <w:rFonts w:ascii="Microsoft YaHei" w:hAnsi="Microsoft YaHei" w:eastAsia="Microsoft YaHei"/>
+          <w:b/>
+          <w:color w:val="3D617F"/>
+          <w:sz w:val="21"/>
+        </w:rPr>
+        <w:t xml:space="preserve">编辑范围</w:t>
+      </w:r>
+    </w:p>
+    <w:p>
+      <w:pPr>
+        <w:spacing w:before="0" w:after="90" w:line="360" w:lineRule="auto"/>
+      </w:pPr>
+      <w:r>
+        <w:rPr>
+          <w:rFonts w:ascii="Microsoft YaHei" w:hAnsi="Microsoft YaHei" w:eastAsia="Microsoft YaHei"/>
+          <w:sz w:val="20"/>
+        </w:rPr>
+        <w:t xml:space="preserve">MVP 仅支持普通文本编辑，不提供复杂排版能力。允许用户修改、删除、增加文字和调整简单段落；不提供字体、颜色、字号、图片、表格等富文本功能。</w:t>
+      </w:r>
+    </w:p>
+    <w:p>
+      <w:pPr>
+        <w:pStyle w:val="Heading2"/>
+        <w:spacing w:before="220" w:after="100" w:line="360" w:lineRule="auto"/>
+      </w:pPr>
+      <w:r>
+        <w:rPr>
+          <w:rFonts w:ascii="Microsoft YaHei" w:hAnsi="Microsoft YaHei" w:eastAsia="Microsoft YaHei"/>
+          <w:b/>
+          <w:color w:val="285F8F"/>
+          <w:sz w:val="24"/>
+        </w:rPr>
+        <w:t xml:space="preserve">2.5 导出传记文档</w:t>
+      </w:r>
+    </w:p>
+    <w:p>
+      <w:pPr>
+        <w:spacing w:before="0" w:after="90" w:line="360" w:lineRule="auto"/>
+      </w:pPr>
+      <w:r>
+        <w:rPr>
+          <w:rFonts w:ascii="Microsoft YaHei" w:hAnsi="Microsoft YaHei" w:eastAsia="Microsoft YaHei"/>
+          <w:sz w:val="20"/>
+        </w:rPr>
+        <w:t xml:space="preserve">用户完成编辑后，可以将传记正文导出为文档文件。</w:t>
+      </w:r>
+    </w:p>
+    <w:p>
+      <w:pPr>
+        <w:pStyle w:val="Heading3"/>
+        <w:spacing w:before="150" w:after="60" w:line="360" w:lineRule="auto"/>
+      </w:pPr>
+      <w:r>
+        <w:rPr>
+          <w:rFonts w:ascii="Microsoft YaHei" w:hAnsi="Microsoft YaHei" w:eastAsia="Microsoft YaHei"/>
+          <w:b/>
+          <w:color w:val="3D617F"/>
+          <w:sz w:val="21"/>
+        </w:rPr>
+        <w:t xml:space="preserve">最小功能范围</w:t>
+      </w:r>
+    </w:p>
+    <w:p>
+      <w:pPr>
+        <w:spacing w:before="0" w:after="50" w:line="360" w:lineRule="auto"/>
+      </w:pPr>
+      <w:r>
+        <w:rPr>
+          <w:rFonts w:ascii="Microsoft YaHei" w:hAnsi="Microsoft YaHei" w:eastAsia="Microsoft YaHei"/>
+          <w:sz w:val="20"/>
+        </w:rPr>
+        <w:t xml:space="preserve">• 导出当前传记标题和正文；</w:t>
+      </w:r>
+    </w:p>
+    <w:p>
+      <w:pPr>
+        <w:spacing w:before="0" w:after="50" w:line="360" w:lineRule="auto"/>
+      </w:pPr>
+      <w:r>
+        <w:rPr>
+          <w:rFonts w:ascii="Microsoft YaHei" w:hAnsi="Microsoft YaHei" w:eastAsia="Microsoft YaHei"/>
+          <w:sz w:val="20"/>
+        </w:rPr>
+        <w:t xml:space="preserve">• 生成可下载的文档文件；</w:t>
+      </w:r>
+    </w:p>
+    <w:p>
+      <w:pPr>
+        <w:spacing w:before="0" w:after="50" w:line="360" w:lineRule="auto"/>
+      </w:pPr>
+      <w:r>
+        <w:rPr>
+          <w:rFonts w:ascii="Microsoft YaHei" w:hAnsi="Microsoft YaHei" w:eastAsia="Microsoft YaHei"/>
+          <w:sz w:val="20"/>
+        </w:rPr>
+        <w:t xml:space="preserve">• 使用标题、正文、创建时间等基础信息组织文档；</w:t>
+      </w:r>
+    </w:p>
+    <w:p>
+      <w:pPr>
+        <w:spacing w:before="0" w:after="50" w:line="360" w:lineRule="auto"/>
+      </w:pPr>
+      <w:r>
+        <w:rPr>
+          <w:rFonts w:ascii="Microsoft YaHei" w:hAnsi="Microsoft YaHei" w:eastAsia="Microsoft YaHei"/>
+          <w:sz w:val="20"/>
+        </w:rPr>
+        <w:t xml:space="preserve">• 导出前提示当前内容是否已保存；</w:t>
+      </w:r>
+    </w:p>
+    <w:p>
+      <w:pPr>
+        <w:spacing w:before="0" w:after="50" w:line="360" w:lineRule="auto"/>
+      </w:pPr>
+      <w:r>
+        <w:rPr>
+          <w:rFonts w:ascii="Microsoft YaHei" w:hAnsi="Microsoft YaHei" w:eastAsia="Microsoft YaHei"/>
+          <w:sz w:val="20"/>
+        </w:rPr>
+        <w:t xml:space="preserve">• 导出完成后显示明确的下载成功提示。</w:t>
+      </w:r>
+    </w:p>
+    <w:p>
+      <w:pPr>
+        <w:pStyle w:val="Heading3"/>
+        <w:spacing w:before="150" w:after="60" w:line="360" w:lineRule="auto"/>
+      </w:pPr>
+      <w:r>
+        <w:rPr>
+          <w:rFonts w:ascii="Microsoft YaHei" w:hAnsi="Microsoft YaHei" w:eastAsia="Microsoft YaHei"/>
+          <w:b/>
+          <w:color w:val="3D617F"/>
+          <w:sz w:val="21"/>
+        </w:rPr>
+        <w:t xml:space="preserve">MVP 导出形式</w:t>
+      </w:r>
+    </w:p>
+    <w:p>
+      <w:pPr>
+        <w:spacing w:before="0" w:after="90" w:line="360" w:lineRule="auto"/>
+      </w:pPr>
+      <w:r>
+        <w:rPr>
+          <w:rFonts w:ascii="Microsoft YaHei" w:hAnsi="Microsoft YaHei" w:eastAsia="Microsoft YaHei"/>
+          <w:sz w:val="20"/>
+        </w:rPr>
+        <w:t xml:space="preserve">优先支持一种通用文档格式，例如 .docx 或 .txt，具体格式在技术方案阶段确定。</w:t>
       </w:r>
     </w:p>
     <w:p>
@@ -237,19 +1075,7 @@
           <w:color w:val="193B59"/>
           <w:sz w:val="30"/>
         </w:rPr>
-        <w:t xml:space="preserve">2. 功能详细描述</w:t>
-      </w:r>
-    </w:p>
-    <w:p>
-      <w:pPr>
-        <w:spacing w:before="0" w:after="90" w:line="360" w:lineRule="auto"/>
-      </w:pPr>
-      <w:r>
-        <w:rPr>
-          <w:rFonts w:ascii="Microsoft YaHei" w:hAnsi="Microsoft YaHei" w:eastAsia="Microsoft YaHei"/>
-          <w:sz w:val="20"/>
-        </w:rPr>
-        <w:t xml:space="preserve">本版本以核心闭环为主，并在不显著增加使用复杂度的前提下，适当补充记录管理、分段口述、隐私提示和失败恢复能力。</w:t>
+        <w:t xml:space="preserve">3. 业务边界</w:t>
       </w:r>
     </w:p>
     <w:p>
@@ -264,19 +1090,280 @@
           <w:color w:val="285F8F"/>
           <w:sz w:val="24"/>
         </w:rPr>
-        <w:t xml:space="preserve">2.1 创建口述记录</w:t>
-      </w:r>
-    </w:p>
-    <w:p>
-      <w:pPr>
-        <w:spacing w:before="0" w:after="90" w:line="360" w:lineRule="auto"/>
-      </w:pPr>
-      <w:r>
-        <w:rPr>
-          <w:rFonts w:ascii="Microsoft YaHei" w:hAnsi="Microsoft YaHei" w:eastAsia="Microsoft YaHei"/>
-          <w:sz w:val="20"/>
-        </w:rPr>
-        <w:t xml:space="preserve">用户进入系统后，可以新建一条口述记录，并填写一个简单标题，例如“我的童年”“南京求学经历”“我们的家庭故事”。</w:t>
+        <w:t xml:space="preserve">3.1 产品要做什么</w:t>
+      </w:r>
+    </w:p>
+    <w:p>
+      <w:pPr>
+        <w:spacing w:before="0" w:after="50" w:line="360" w:lineRule="auto"/>
+      </w:pPr>
+      <w:r>
+        <w:rPr>
+          <w:rFonts w:ascii="Microsoft YaHei" w:hAnsi="Microsoft YaHei" w:eastAsia="Microsoft YaHei"/>
+          <w:sz w:val="20"/>
+        </w:rPr>
+        <w:t xml:space="preserve">1. 帮助中老年用户通过语音方式记录个人经历和家庭故事。</w:t>
+      </w:r>
+    </w:p>
+    <w:p>
+      <w:pPr>
+        <w:spacing w:before="0" w:after="50" w:line="360" w:lineRule="auto"/>
+      </w:pPr>
+      <w:r>
+        <w:rPr>
+          <w:rFonts w:ascii="Microsoft YaHei" w:hAnsi="Microsoft YaHei" w:eastAsia="Microsoft YaHei"/>
+          <w:sz w:val="20"/>
+        </w:rPr>
+        <w:t xml:space="preserve">2. 将口述音频转换为可阅读、可编辑的文字。</w:t>
+      </w:r>
+    </w:p>
+    <w:p>
+      <w:pPr>
+        <w:spacing w:before="0" w:after="50" w:line="360" w:lineRule="auto"/>
+      </w:pPr>
+      <w:r>
+        <w:rPr>
+          <w:rFonts w:ascii="Microsoft YaHei" w:hAnsi="Microsoft YaHei" w:eastAsia="Microsoft YaHei"/>
+          <w:sz w:val="20"/>
+        </w:rPr>
+        <w:t xml:space="preserve">3. 通过 AI 对转写文字进行基础润色，生成传记初稿。</w:t>
+      </w:r>
+    </w:p>
+    <w:p>
+      <w:pPr>
+        <w:spacing w:before="0" w:after="50" w:line="360" w:lineRule="auto"/>
+      </w:pPr>
+      <w:r>
+        <w:rPr>
+          <w:rFonts w:ascii="Microsoft YaHei" w:hAnsi="Microsoft YaHei" w:eastAsia="Microsoft YaHei"/>
+          <w:sz w:val="20"/>
+        </w:rPr>
+        <w:t xml:space="preserve">4. 支持用户在线修改传记标题和正文。</w:t>
+      </w:r>
+    </w:p>
+    <w:p>
+      <w:pPr>
+        <w:spacing w:before="0" w:after="50" w:line="360" w:lineRule="auto"/>
+      </w:pPr>
+      <w:r>
+        <w:rPr>
+          <w:rFonts w:ascii="Microsoft YaHei" w:hAnsi="Microsoft YaHei" w:eastAsia="Microsoft YaHei"/>
+          <w:sz w:val="20"/>
+        </w:rPr>
+        <w:t xml:space="preserve">5. 支持将完成的传记内容导出为文档文件。</w:t>
+      </w:r>
+    </w:p>
+    <w:p>
+      <w:pPr>
+        <w:pStyle w:val="Heading2"/>
+        <w:spacing w:before="220" w:after="100" w:line="360" w:lineRule="auto"/>
+      </w:pPr>
+      <w:r>
+        <w:rPr>
+          <w:rFonts w:ascii="Microsoft YaHei" w:hAnsi="Microsoft YaHei" w:eastAsia="Microsoft YaHei"/>
+          <w:b/>
+          <w:color w:val="285F8F"/>
+          <w:sz w:val="24"/>
+        </w:rPr>
+        <w:t xml:space="preserve">3.2 产品不做什么</w:t>
+      </w:r>
+    </w:p>
+    <w:p>
+      <w:pPr>
+        <w:spacing w:before="0" w:after="50" w:line="360" w:lineRule="auto"/>
+      </w:pPr>
+      <w:r>
+        <w:rPr>
+          <w:rFonts w:ascii="Microsoft YaHei" w:hAnsi="Microsoft YaHei" w:eastAsia="Microsoft YaHei"/>
+          <w:sz w:val="20"/>
+        </w:rPr>
+        <w:t xml:space="preserve">1. 不支持机构账号。不提供学校、社区、养老机构、文化机构等组织账号体系。</w:t>
+      </w:r>
+    </w:p>
+    <w:p>
+      <w:pPr>
+        <w:spacing w:before="0" w:after="50" w:line="360" w:lineRule="auto"/>
+      </w:pPr>
+      <w:r>
+        <w:rPr>
+          <w:rFonts w:ascii="Microsoft YaHei" w:hAnsi="Microsoft YaHei" w:eastAsia="Microsoft YaHei"/>
+          <w:sz w:val="20"/>
+        </w:rPr>
+        <w:t xml:space="preserve">2. 不提供会员付费。不包含会员等级、订阅、充值、支付或付费内容。</w:t>
+      </w:r>
+    </w:p>
+    <w:p>
+      <w:pPr>
+        <w:spacing w:before="0" w:after="50" w:line="360" w:lineRule="auto"/>
+      </w:pPr>
+      <w:r>
+        <w:rPr>
+          <w:rFonts w:ascii="Microsoft YaHei" w:hAnsi="Microsoft YaHei" w:eastAsia="Microsoft YaHei"/>
+          <w:sz w:val="20"/>
+        </w:rPr>
+        <w:t xml:space="preserve">3. 不支持多人家庭协作。不提供多人同时编辑、家庭成员权限管理或协作空间。</w:t>
+      </w:r>
+    </w:p>
+    <w:p>
+      <w:pPr>
+        <w:spacing w:before="0" w:after="50" w:line="360" w:lineRule="auto"/>
+      </w:pPr>
+      <w:r>
+        <w:rPr>
+          <w:rFonts w:ascii="Microsoft YaHei" w:hAnsi="Microsoft YaHei" w:eastAsia="Microsoft YaHei"/>
+          <w:sz w:val="20"/>
+        </w:rPr>
+        <w:t xml:space="preserve">4. 不提供印刷对接。不对接打印店、出版社、装订服务或实体书制作服务。</w:t>
+      </w:r>
+    </w:p>
+    <w:p>
+      <w:pPr>
+        <w:spacing w:before="0" w:after="50" w:line="360" w:lineRule="auto"/>
+      </w:pPr>
+      <w:r>
+        <w:rPr>
+          <w:rFonts w:ascii="Microsoft YaHei" w:hAnsi="Microsoft YaHei" w:eastAsia="Microsoft YaHei"/>
+          <w:sz w:val="20"/>
+        </w:rPr>
+        <w:t xml:space="preserve">5. 不做非遗或村史专项采集。只面向个人记忆和个人传记记录。</w:t>
+      </w:r>
+    </w:p>
+    <w:p>
+      <w:pPr>
+        <w:spacing w:before="0" w:after="50" w:line="360" w:lineRule="auto"/>
+      </w:pPr>
+      <w:r>
+        <w:rPr>
+          <w:rFonts w:ascii="Microsoft YaHei" w:hAnsi="Microsoft YaHei" w:eastAsia="Microsoft YaHei"/>
+          <w:sz w:val="20"/>
+        </w:rPr>
+        <w:t xml:space="preserve">6. 不支持多语言。MVP 仅支持中文普通话语音识别和中文文本处理。</w:t>
+      </w:r>
+    </w:p>
+    <w:p>
+      <w:pPr>
+        <w:spacing w:before="0" w:after="50" w:line="360" w:lineRule="auto"/>
+      </w:pPr>
+      <w:r>
+        <w:rPr>
+          <w:rFonts w:ascii="Microsoft YaHei" w:hAnsi="Microsoft YaHei" w:eastAsia="Microsoft YaHei"/>
+          <w:sz w:val="20"/>
+        </w:rPr>
+        <w:t xml:space="preserve">7. 不支持评论社交。不提供评论、点赞、关注、动态分享、社区互动或公开发布。</w:t>
+      </w:r>
+    </w:p>
+    <w:p>
+      <w:pPr>
+        <w:spacing w:before="0" w:after="50" w:line="360" w:lineRule="auto"/>
+      </w:pPr>
+      <w:r>
+        <w:rPr>
+          <w:rFonts w:ascii="Microsoft YaHei" w:hAnsi="Microsoft YaHei" w:eastAsia="Microsoft YaHei"/>
+          <w:sz w:val="20"/>
+        </w:rPr>
+        <w:t xml:space="preserve">8. 不支持历史版本对比。不提供版本差异查看、版本恢复或修改轨迹对比。</w:t>
+      </w:r>
+    </w:p>
+    <w:p>
+      <w:pPr>
+        <w:spacing w:before="0" w:after="50" w:line="360" w:lineRule="auto"/>
+      </w:pPr>
+      <w:r>
+        <w:rPr>
+          <w:rFonts w:ascii="Microsoft YaHei" w:hAnsi="Microsoft YaHei" w:eastAsia="Microsoft YaHei"/>
+          <w:sz w:val="20"/>
+        </w:rPr>
+        <w:t xml:space="preserve">9. 不提供富文本编辑。不支持字体、字号、颜色、图片、表格和复杂排版。</w:t>
+      </w:r>
+    </w:p>
+    <w:p>
+      <w:pPr>
+        <w:spacing w:before="0" w:after="50" w:line="360" w:lineRule="auto"/>
+      </w:pPr>
+      <w:r>
+        <w:rPr>
+          <w:rFonts w:ascii="Microsoft YaHei" w:hAnsi="Microsoft YaHei" w:eastAsia="Microsoft YaHei"/>
+          <w:sz w:val="20"/>
+        </w:rPr>
+        <w:t xml:space="preserve">10. 不提供云同步。不支持跨设备自动同步、网盘同步或云端多端数据保持一致。</w:t>
+      </w:r>
+    </w:p>
+    <w:p>
+      <w:pPr>
+        <w:spacing w:before="0" w:after="50" w:line="360" w:lineRule="auto"/>
+      </w:pPr>
+      <w:r>
+        <w:rPr>
+          <w:rFonts w:ascii="Microsoft YaHei" w:hAnsi="Microsoft YaHei" w:eastAsia="Microsoft YaHei"/>
+          <w:sz w:val="20"/>
+        </w:rPr>
+        <w:t xml:space="preserve">11. 不提供专业传记代写服务。AI 只生成辅助性初稿。</w:t>
+      </w:r>
+    </w:p>
+    <w:p>
+      <w:pPr>
+        <w:spacing w:before="0" w:after="50" w:line="360" w:lineRule="auto"/>
+      </w:pPr>
+      <w:r>
+        <w:rPr>
+          <w:rFonts w:ascii="Microsoft YaHei" w:hAnsi="Microsoft YaHei" w:eastAsia="Microsoft YaHei"/>
+          <w:sz w:val="20"/>
+        </w:rPr>
+        <w:t xml:space="preserve">12. 不保证 AI 内容完全准确。用户需自行核对人物、时间、地点、事件等事实。</w:t>
+      </w:r>
+    </w:p>
+    <w:p>
+      <w:pPr>
+        <w:spacing w:before="0" w:after="50" w:line="360" w:lineRule="auto"/>
+      </w:pPr>
+      <w:r>
+        <w:rPr>
+          <w:rFonts w:ascii="Microsoft YaHei" w:hAnsi="Microsoft YaHei" w:eastAsia="Microsoft YaHei"/>
+          <w:sz w:val="20"/>
+        </w:rPr>
+        <w:t xml:space="preserve">13. 不提供公开内容发布。传记内容默认仅供用户本人使用。</w:t>
+      </w:r>
+    </w:p>
+    <w:p>
+      <w:pPr>
+        <w:spacing w:before="0" w:after="50" w:line="360" w:lineRule="auto"/>
+      </w:pPr>
+      <w:r>
+        <w:rPr>
+          <w:rFonts w:ascii="Microsoft YaHei" w:hAnsi="Microsoft YaHei" w:eastAsia="Microsoft YaHei"/>
+          <w:sz w:val="20"/>
+        </w:rPr>
+        <w:t xml:space="preserve">14. 不处理复杂音视频素材。不支持视频剪辑、照片编排或背景音乐制作。</w:t>
+      </w:r>
+    </w:p>
+    <w:p>
+      <w:pPr>
+        <w:pStyle w:val="Heading1"/>
+        <w:spacing w:before="280" w:after="140" w:line="360" w:lineRule="auto"/>
+      </w:pPr>
+      <w:r>
+        <w:rPr>
+          <w:rFonts w:ascii="Microsoft YaHei" w:hAnsi="Microsoft YaHei" w:eastAsia="Microsoft YaHei"/>
+          <w:b/>
+          <w:color w:val="193B59"/>
+          <w:sz w:val="30"/>
+        </w:rPr>
+        <w:t xml:space="preserve">4. 用户使用场景</w:t>
+      </w:r>
+    </w:p>
+    <w:p>
+      <w:pPr>
+        <w:pStyle w:val="Heading2"/>
+        <w:spacing w:before="220" w:after="100" w:line="360" w:lineRule="auto"/>
+      </w:pPr>
+      <w:r>
+        <w:rPr>
+          <w:rFonts w:ascii="Microsoft YaHei" w:hAnsi="Microsoft YaHei" w:eastAsia="Microsoft YaHei"/>
+          <w:b/>
+          <w:color w:val="285F8F"/>
+          <w:sz w:val="24"/>
+        </w:rPr>
+        <w:t xml:space="preserve">4.1 场景一：老人独自在家录制人生经历</w:t>
       </w:r>
     </w:p>
     <w:p>
@@ -291,79 +1378,19 @@
           <w:color w:val="3D617F"/>
           <w:sz w:val="21"/>
         </w:rPr>
-        <w:t xml:space="preserve">最小功能范围</w:t>
-      </w:r>
-    </w:p>
-    <w:p>
-      <w:pPr>
-        <w:spacing w:before="0" w:after="50" w:line="360" w:lineRule="auto"/>
-      </w:pPr>
-      <w:r>
-        <w:rPr>
-          <w:rFonts w:ascii="Microsoft YaHei" w:hAnsi="Microsoft YaHei" w:eastAsia="Microsoft YaHei"/>
-          <w:sz w:val="20"/>
-        </w:rPr>
-        <w:t xml:space="preserve">• 新建口述记录；</w:t>
-      </w:r>
-    </w:p>
-    <w:p>
-      <w:pPr>
-        <w:spacing w:before="0" w:after="50" w:line="360" w:lineRule="auto"/>
-      </w:pPr>
-      <w:r>
-        <w:rPr>
-          <w:rFonts w:ascii="Microsoft YaHei" w:hAnsi="Microsoft YaHei" w:eastAsia="Microsoft YaHei"/>
-          <w:sz w:val="20"/>
-        </w:rPr>
-        <w:t xml:space="preserve">• 填写或修改记录标题；</w:t>
-      </w:r>
-    </w:p>
-    <w:p>
-      <w:pPr>
-        <w:spacing w:before="0" w:after="50" w:line="360" w:lineRule="auto"/>
-      </w:pPr>
-      <w:r>
-        <w:rPr>
-          <w:rFonts w:ascii="Microsoft YaHei" w:hAnsi="Microsoft YaHei" w:eastAsia="Microsoft YaHei"/>
-          <w:sz w:val="20"/>
-        </w:rPr>
-        <w:t xml:space="preserve">• 自动生成记录创建时间；</w:t>
-      </w:r>
-    </w:p>
-    <w:p>
-      <w:pPr>
-        <w:spacing w:before="0" w:after="50" w:line="360" w:lineRule="auto"/>
-      </w:pPr>
-      <w:r>
-        <w:rPr>
-          <w:rFonts w:ascii="Microsoft YaHei" w:hAnsi="Microsoft YaHei" w:eastAsia="Microsoft YaHei"/>
-          <w:sz w:val="20"/>
-        </w:rPr>
-        <w:t xml:space="preserve">• 进入该记录的口述录入页面；</w:t>
-      </w:r>
-    </w:p>
-    <w:p>
-      <w:pPr>
-        <w:spacing w:before="0" w:after="50" w:line="360" w:lineRule="auto"/>
-      </w:pPr>
-      <w:r>
-        <w:rPr>
-          <w:rFonts w:ascii="Microsoft YaHei" w:hAnsi="Microsoft YaHei" w:eastAsia="Microsoft YaHei"/>
-          <w:sz w:val="20"/>
-        </w:rPr>
-        <w:t xml:space="preserve">• 展示当前记录状态，例如“未录入”“转写中”“待编辑”“已完成”；</w:t>
-      </w:r>
-    </w:p>
-    <w:p>
-      <w:pPr>
-        <w:spacing w:before="0" w:after="50" w:line="360" w:lineRule="auto"/>
-      </w:pPr>
-      <w:r>
-        <w:rPr>
-          <w:rFonts w:ascii="Microsoft YaHei" w:hAnsi="Microsoft YaHei" w:eastAsia="Microsoft YaHei"/>
-          <w:sz w:val="20"/>
-        </w:rPr>
-        <w:t xml:space="preserve">• 支持删除不再需要的记录，删除前必须二次确认。</w:t>
+        <w:t xml:space="preserve">用户动机</w:t>
+      </w:r>
+    </w:p>
+    <w:p>
+      <w:pPr>
+        <w:spacing w:before="0" w:after="90" w:line="360" w:lineRule="auto"/>
+      </w:pPr>
+      <w:r>
+        <w:rPr>
+          <w:rFonts w:ascii="Microsoft YaHei" w:hAnsi="Microsoft YaHei" w:eastAsia="Microsoft YaHei"/>
+          <w:sz w:val="20"/>
+        </w:rPr>
+        <w:t xml:space="preserve">老人希望把童年、工作经历和家庭故事记录下来，但不擅长打字，也不会使用复杂软件。</w:t>
       </w:r>
     </w:p>
     <w:p>
@@ -378,55 +1405,106 @@
           <w:color w:val="3D617F"/>
           <w:sz w:val="21"/>
         </w:rPr>
-        <w:t xml:space="preserve">不包含</w:t>
-      </w:r>
-    </w:p>
-    <w:p>
-      <w:pPr>
-        <w:spacing w:before="0" w:after="50" w:line="360" w:lineRule="auto"/>
-      </w:pPr>
-      <w:r>
-        <w:rPr>
-          <w:rFonts w:ascii="Microsoft YaHei" w:hAnsi="Microsoft YaHei" w:eastAsia="Microsoft YaHei"/>
-          <w:sz w:val="20"/>
-        </w:rPr>
-        <w:t xml:space="preserve">• 复杂分类；</w:t>
-      </w:r>
-    </w:p>
-    <w:p>
-      <w:pPr>
-        <w:spacing w:before="0" w:after="50" w:line="360" w:lineRule="auto"/>
-      </w:pPr>
-      <w:r>
-        <w:rPr>
-          <w:rFonts w:ascii="Microsoft YaHei" w:hAnsi="Microsoft YaHei" w:eastAsia="Microsoft YaHei"/>
-          <w:sz w:val="20"/>
-        </w:rPr>
-        <w:t xml:space="preserve">• 标签体系；</w:t>
-      </w:r>
-    </w:p>
-    <w:p>
-      <w:pPr>
-        <w:spacing w:before="0" w:after="50" w:line="360" w:lineRule="auto"/>
-      </w:pPr>
-      <w:r>
-        <w:rPr>
-          <w:rFonts w:ascii="Microsoft YaHei" w:hAnsi="Microsoft YaHei" w:eastAsia="Microsoft YaHei"/>
-          <w:sz w:val="20"/>
-        </w:rPr>
-        <w:t xml:space="preserve">• 文件夹管理；</w:t>
-      </w:r>
-    </w:p>
-    <w:p>
-      <w:pPr>
-        <w:spacing w:before="0" w:after="50" w:line="360" w:lineRule="auto"/>
-      </w:pPr>
-      <w:r>
-        <w:rPr>
-          <w:rFonts w:ascii="Microsoft YaHei" w:hAnsi="Microsoft YaHei" w:eastAsia="Microsoft YaHei"/>
-          <w:sz w:val="20"/>
-        </w:rPr>
-        <w:t xml:space="preserve">• 多人共享记录。</w:t>
+        <w:t xml:space="preserve">操作步骤</w:t>
+      </w:r>
+    </w:p>
+    <w:p>
+      <w:pPr>
+        <w:spacing w:before="0" w:after="50" w:line="360" w:lineRule="auto"/>
+      </w:pPr>
+      <w:r>
+        <w:rPr>
+          <w:rFonts w:ascii="Microsoft YaHei" w:hAnsi="Microsoft YaHei" w:eastAsia="Microsoft YaHei"/>
+          <w:sz w:val="20"/>
+        </w:rPr>
+        <w:t xml:space="preserve">1. 打开 myMemory 网页；</w:t>
+      </w:r>
+    </w:p>
+    <w:p>
+      <w:pPr>
+        <w:spacing w:before="0" w:after="50" w:line="360" w:lineRule="auto"/>
+      </w:pPr>
+      <w:r>
+        <w:rPr>
+          <w:rFonts w:ascii="Microsoft YaHei" w:hAnsi="Microsoft YaHei" w:eastAsia="Microsoft YaHei"/>
+          <w:sz w:val="20"/>
+        </w:rPr>
+        <w:t xml:space="preserve">2. 点击“新建口述记录”，输入标题；</w:t>
+      </w:r>
+    </w:p>
+    <w:p>
+      <w:pPr>
+        <w:spacing w:before="0" w:after="50" w:line="360" w:lineRule="auto"/>
+      </w:pPr>
+      <w:r>
+        <w:rPr>
+          <w:rFonts w:ascii="Microsoft YaHei" w:hAnsi="Microsoft YaHei" w:eastAsia="Microsoft YaHei"/>
+          <w:sz w:val="20"/>
+        </w:rPr>
+        <w:t xml:space="preserve">3. 点击“开始录音”并讲述经历；</w:t>
+      </w:r>
+    </w:p>
+    <w:p>
+      <w:pPr>
+        <w:spacing w:before="0" w:after="50" w:line="360" w:lineRule="auto"/>
+      </w:pPr>
+      <w:r>
+        <w:rPr>
+          <w:rFonts w:ascii="Microsoft YaHei" w:hAnsi="Microsoft YaHei" w:eastAsia="Microsoft YaHei"/>
+          <w:sz w:val="20"/>
+        </w:rPr>
+        <w:t xml:space="preserve">4. 结束录音后播放确认；</w:t>
+      </w:r>
+    </w:p>
+    <w:p>
+      <w:pPr>
+        <w:spacing w:before="0" w:after="50" w:line="360" w:lineRule="auto"/>
+      </w:pPr>
+      <w:r>
+        <w:rPr>
+          <w:rFonts w:ascii="Microsoft YaHei" w:hAnsi="Microsoft YaHei" w:eastAsia="Microsoft YaHei"/>
+          <w:sz w:val="20"/>
+        </w:rPr>
+        <w:t xml:space="preserve">5. 点击“开始转写”，等待文字和 AI 初稿生成；</w:t>
+      </w:r>
+    </w:p>
+    <w:p>
+      <w:pPr>
+        <w:spacing w:before="0" w:after="50" w:line="360" w:lineRule="auto"/>
+      </w:pPr>
+      <w:r>
+        <w:rPr>
+          <w:rFonts w:ascii="Microsoft YaHei" w:hAnsi="Microsoft YaHei" w:eastAsia="Microsoft YaHei"/>
+          <w:sz w:val="20"/>
+        </w:rPr>
+        <w:t xml:space="preserve">6. 阅读、修改并导出传记初稿。</w:t>
+      </w:r>
+    </w:p>
+    <w:p>
+      <w:pPr>
+        <w:pStyle w:val="Heading3"/>
+        <w:spacing w:before="150" w:after="60" w:line="360" w:lineRule="auto"/>
+      </w:pPr>
+      <w:r>
+        <w:rPr>
+          <w:rFonts w:ascii="Microsoft YaHei" w:hAnsi="Microsoft YaHei" w:eastAsia="Microsoft YaHei"/>
+          <w:b/>
+          <w:color w:val="3D617F"/>
+          <w:sz w:val="21"/>
+        </w:rPr>
+        <w:t xml:space="preserve">期望结果</w:t>
+      </w:r>
+    </w:p>
+    <w:p>
+      <w:pPr>
+        <w:spacing w:before="0" w:after="90" w:line="360" w:lineRule="auto"/>
+      </w:pPr>
+      <w:r>
+        <w:rPr>
+          <w:rFonts w:ascii="Microsoft YaHei" w:hAnsi="Microsoft YaHei" w:eastAsia="Microsoft YaHei"/>
+          <w:sz w:val="20"/>
+        </w:rPr>
+        <w:t xml:space="preserve">老人不需要大量打字，就能将口述内容整理成结构清晰、语言通顺的文字并保存为文档。</w:t>
       </w:r>
     </w:p>
     <w:p>
@@ -441,19 +1519,7 @@
           <w:color w:val="285F8F"/>
           <w:sz w:val="24"/>
         </w:rPr>
-        <w:t xml:space="preserve">2.2 录入口述素材</w:t>
-      </w:r>
-    </w:p>
-    <w:p>
-      <w:pPr>
-        <w:spacing w:before="0" w:after="90" w:line="360" w:lineRule="auto"/>
-      </w:pPr>
-      <w:r>
-        <w:rPr>
-          <w:rFonts w:ascii="Microsoft YaHei" w:hAnsi="Microsoft YaHei" w:eastAsia="Microsoft YaHei"/>
-          <w:sz w:val="20"/>
-        </w:rPr>
-        <w:t xml:space="preserve">用户通过网页端麦克风录制口述内容，也可以选择上传已有音频文件。</w:t>
+        <w:t xml:space="preserve">4.2 场景二：子女协助老人首次使用</w:t>
       </w:r>
     </w:p>
     <w:p>
@@ -468,79 +1534,19 @@
           <w:color w:val="3D617F"/>
           <w:sz w:val="21"/>
         </w:rPr>
-        <w:t xml:space="preserve">最小功能范围</w:t>
-      </w:r>
-    </w:p>
-    <w:p>
-      <w:pPr>
-        <w:spacing w:before="0" w:after="50" w:line="360" w:lineRule="auto"/>
-      </w:pPr>
-      <w:r>
-        <w:rPr>
-          <w:rFonts w:ascii="Microsoft YaHei" w:hAnsi="Microsoft YaHei" w:eastAsia="Microsoft YaHei"/>
-          <w:sz w:val="20"/>
-        </w:rPr>
-        <w:t xml:space="preserve">• 请求并获得浏览器麦克风权限；</w:t>
-      </w:r>
-    </w:p>
-    <w:p>
-      <w:pPr>
-        <w:spacing w:before="0" w:after="50" w:line="360" w:lineRule="auto"/>
-      </w:pPr>
-      <w:r>
-        <w:rPr>
-          <w:rFonts w:ascii="Microsoft YaHei" w:hAnsi="Microsoft YaHei" w:eastAsia="Microsoft YaHei"/>
-          <w:sz w:val="20"/>
-        </w:rPr>
-        <w:t xml:space="preserve">• 开始、暂停、继续和结束录音；</w:t>
-      </w:r>
-    </w:p>
-    <w:p>
-      <w:pPr>
-        <w:spacing w:before="0" w:after="50" w:line="360" w:lineRule="auto"/>
-      </w:pPr>
-      <w:r>
-        <w:rPr>
-          <w:rFonts w:ascii="Microsoft YaHei" w:hAnsi="Microsoft YaHei" w:eastAsia="Microsoft YaHei"/>
-          <w:sz w:val="20"/>
-        </w:rPr>
-        <w:t xml:space="preserve">• 播放、重新录制或确认当前音频；</w:t>
-      </w:r>
-    </w:p>
-    <w:p>
-      <w:pPr>
-        <w:spacing w:before="0" w:after="50" w:line="360" w:lineRule="auto"/>
-      </w:pPr>
-      <w:r>
-        <w:rPr>
-          <w:rFonts w:ascii="Microsoft YaHei" w:hAnsi="Microsoft YaHei" w:eastAsia="Microsoft YaHei"/>
-          <w:sz w:val="20"/>
-        </w:rPr>
-        <w:t xml:space="preserve">• 上传常见音频文件作为备用录入方式；</w:t>
-      </w:r>
-    </w:p>
-    <w:p>
-      <w:pPr>
-        <w:spacing w:before="0" w:after="50" w:line="360" w:lineRule="auto"/>
-      </w:pPr>
-      <w:r>
-        <w:rPr>
-          <w:rFonts w:ascii="Microsoft YaHei" w:hAnsi="Microsoft YaHei" w:eastAsia="Microsoft YaHei"/>
-          <w:sz w:val="20"/>
-        </w:rPr>
-        <w:t xml:space="preserve">• 显示录音时长和当前录音状态；</w:t>
-      </w:r>
-    </w:p>
-    <w:p>
-      <w:pPr>
-        <w:spacing w:before="0" w:after="50" w:line="360" w:lineRule="auto"/>
-      </w:pPr>
-      <w:r>
-        <w:rPr>
-          <w:rFonts w:ascii="Microsoft YaHei" w:hAnsi="Microsoft YaHei" w:eastAsia="Microsoft YaHei"/>
-          <w:sz w:val="20"/>
-        </w:rPr>
-        <w:t xml:space="preserve">• 允许在同一主题下追加新的口述片段，并将多段内容合并到当前传记初稿中。</w:t>
+        <w:t xml:space="preserve">用户动机</w:t>
+      </w:r>
+    </w:p>
+    <w:p>
+      <w:pPr>
+        <w:spacing w:before="0" w:after="90" w:line="360" w:lineRule="auto"/>
+      </w:pPr>
+      <w:r>
+        <w:rPr>
+          <w:rFonts w:ascii="Microsoft YaHei" w:hAnsi="Microsoft YaHei" w:eastAsia="Microsoft YaHei"/>
+          <w:sz w:val="20"/>
+        </w:rPr>
+        <w:t xml:space="preserve">老人想记录人生经历，但第一次使用网页工具时不熟悉麦克风授权、录音和转写流程，需要子女协助。</w:t>
       </w:r>
     </w:p>
     <w:p>
@@ -555,19 +1561,79 @@
           <w:color w:val="3D617F"/>
           <w:sz w:val="21"/>
         </w:rPr>
-        <w:t xml:space="preserve">录入方式优先级</w:t>
-      </w:r>
-    </w:p>
-    <w:p>
-      <w:pPr>
-        <w:spacing w:before="0" w:after="90" w:line="360" w:lineRule="auto"/>
-      </w:pPr>
-      <w:r>
-        <w:rPr>
-          <w:rFonts w:ascii="Microsoft YaHei" w:hAnsi="Microsoft YaHei" w:eastAsia="Microsoft YaHei"/>
-          <w:sz w:val="20"/>
-        </w:rPr>
-        <w:t xml:space="preserve">语音录入为首选方式，音频文件上传为备用方式。</w:t>
+        <w:t xml:space="preserve">操作步骤</w:t>
+      </w:r>
+    </w:p>
+    <w:p>
+      <w:pPr>
+        <w:spacing w:before="0" w:after="50" w:line="360" w:lineRule="auto"/>
+      </w:pPr>
+      <w:r>
+        <w:rPr>
+          <w:rFonts w:ascii="Microsoft YaHei" w:hAnsi="Microsoft YaHei" w:eastAsia="Microsoft YaHei"/>
+          <w:sz w:val="20"/>
+        </w:rPr>
+        <w:t xml:space="preserve">1. 子女陪同打开系统并协助完成麦克风授权；</w:t>
+      </w:r>
+    </w:p>
+    <w:p>
+      <w:pPr>
+        <w:spacing w:before="0" w:after="50" w:line="360" w:lineRule="auto"/>
+      </w:pPr>
+      <w:r>
+        <w:rPr>
+          <w:rFonts w:ascii="Microsoft YaHei" w:hAnsi="Microsoft YaHei" w:eastAsia="Microsoft YaHei"/>
+          <w:sz w:val="20"/>
+        </w:rPr>
+        <w:t xml:space="preserve">2. 帮助老人新建记录并填写标题；</w:t>
+      </w:r>
+    </w:p>
+    <w:p>
+      <w:pPr>
+        <w:spacing w:before="0" w:after="50" w:line="360" w:lineRule="auto"/>
+      </w:pPr>
+      <w:r>
+        <w:rPr>
+          <w:rFonts w:ascii="Microsoft YaHei" w:hAnsi="Microsoft YaHei" w:eastAsia="Microsoft YaHei"/>
+          <w:sz w:val="20"/>
+        </w:rPr>
+        <w:t xml:space="preserve">3. 老人进行口述，子女确认录音是否清晰；</w:t>
+      </w:r>
+    </w:p>
+    <w:p>
+      <w:pPr>
+        <w:spacing w:before="0" w:after="50" w:line="360" w:lineRule="auto"/>
+      </w:pPr>
+      <w:r>
+        <w:rPr>
+          <w:rFonts w:ascii="Microsoft YaHei" w:hAnsi="Microsoft YaHei" w:eastAsia="Microsoft YaHei"/>
+          <w:sz w:val="20"/>
+        </w:rPr>
+        <w:t xml:space="preserve">4. 开始转写并生成原始文本和 AI 润色初稿；</w:t>
+      </w:r>
+    </w:p>
+    <w:p>
+      <w:pPr>
+        <w:spacing w:before="0" w:after="50" w:line="360" w:lineRule="auto"/>
+      </w:pPr>
+      <w:r>
+        <w:rPr>
+          <w:rFonts w:ascii="Microsoft YaHei" w:hAnsi="Microsoft YaHei" w:eastAsia="Microsoft YaHei"/>
+          <w:sz w:val="20"/>
+        </w:rPr>
+        <w:t xml:space="preserve">5. 老人确认事实内容，子女协助修改文字；</w:t>
+      </w:r>
+    </w:p>
+    <w:p>
+      <w:pPr>
+        <w:spacing w:before="0" w:after="50" w:line="360" w:lineRule="auto"/>
+      </w:pPr>
+      <w:r>
+        <w:rPr>
+          <w:rFonts w:ascii="Microsoft YaHei" w:hAnsi="Microsoft YaHei" w:eastAsia="Microsoft YaHei"/>
+          <w:sz w:val="20"/>
+        </w:rPr>
+        <w:t xml:space="preserve">6. 导出最终文档。</w:t>
       </w:r>
     </w:p>
     <w:p>
@@ -582,55 +1648,19 @@
           <w:color w:val="3D617F"/>
           <w:sz w:val="21"/>
         </w:rPr>
-        <w:t xml:space="preserve">录入限制</w:t>
-      </w:r>
-    </w:p>
-    <w:p>
-      <w:pPr>
-        <w:spacing w:before="0" w:after="50" w:line="360" w:lineRule="auto"/>
-      </w:pPr>
-      <w:r>
-        <w:rPr>
-          <w:rFonts w:ascii="Microsoft YaHei" w:hAnsi="Microsoft YaHei" w:eastAsia="Microsoft YaHei"/>
-          <w:sz w:val="20"/>
-        </w:rPr>
-        <w:t xml:space="preserve">• 单段口述建议控制在合理时长内；</w:t>
-      </w:r>
-    </w:p>
-    <w:p>
-      <w:pPr>
-        <w:spacing w:before="0" w:after="50" w:line="360" w:lineRule="auto"/>
-      </w:pPr>
-      <w:r>
-        <w:rPr>
-          <w:rFonts w:ascii="Microsoft YaHei" w:hAnsi="Microsoft YaHei" w:eastAsia="Microsoft YaHei"/>
-          <w:sz w:val="20"/>
-        </w:rPr>
-        <w:t xml:space="preserve">• 单段音频最长暂定为 30 分钟；</w:t>
-      </w:r>
-    </w:p>
-    <w:p>
-      <w:pPr>
-        <w:spacing w:before="0" w:after="50" w:line="360" w:lineRule="auto"/>
-      </w:pPr>
-      <w:r>
-        <w:rPr>
-          <w:rFonts w:ascii="Microsoft YaHei" w:hAnsi="Microsoft YaHei" w:eastAsia="Microsoft YaHei"/>
-          <w:sz w:val="20"/>
-        </w:rPr>
-        <w:t xml:space="preserve">• 同一主题可以包含多段音频，系统按录入顺序排列；</w:t>
-      </w:r>
-    </w:p>
-    <w:p>
-      <w:pPr>
-        <w:spacing w:before="0" w:after="50" w:line="360" w:lineRule="auto"/>
-      </w:pPr>
-      <w:r>
-        <w:rPr>
-          <w:rFonts w:ascii="Microsoft YaHei" w:hAnsi="Microsoft YaHei" w:eastAsia="Microsoft YaHei"/>
-          <w:sz w:val="20"/>
-        </w:rPr>
-        <w:t xml:space="preserve">• 超出单段时长时，通过文字提示用户结束当前片段并继续追加。</w:t>
+        <w:t xml:space="preserve">期望结果</w:t>
+      </w:r>
+    </w:p>
+    <w:p>
+      <w:pPr>
+        <w:spacing w:before="0" w:after="90" w:line="360" w:lineRule="auto"/>
+      </w:pPr>
+      <w:r>
+        <w:rPr>
+          <w:rFonts w:ascii="Microsoft YaHei" w:hAnsi="Microsoft YaHei" w:eastAsia="Microsoft YaHei"/>
+          <w:sz w:val="20"/>
+        </w:rPr>
+        <w:t xml:space="preserve">老人负责讲述和确认内容，子女负责操作辅助，共同完成一份个人传记初稿。</w:t>
       </w:r>
     </w:p>
     <w:p>
@@ -645,19 +1675,7 @@
           <w:color w:val="285F8F"/>
           <w:sz w:val="24"/>
         </w:rPr>
-        <w:t xml:space="preserve">2.3 语音转文字并生成传记初稿</w:t>
-      </w:r>
-    </w:p>
-    <w:p>
-      <w:pPr>
-        <w:spacing w:before="0" w:after="90" w:line="360" w:lineRule="auto"/>
-      </w:pPr>
-      <w:r>
-        <w:rPr>
-          <w:rFonts w:ascii="Microsoft YaHei" w:hAnsi="Microsoft YaHei" w:eastAsia="Microsoft YaHei"/>
-          <w:sz w:val="20"/>
-        </w:rPr>
-        <w:t xml:space="preserve">系统将用户确认的音频转换为文字，并通过 AI 对文字进行基础整理和润色，生成传记初稿。</w:t>
+        <w:t xml:space="preserve">4.3 场景三：老人分多次记录同一主题</w:t>
       </w:r>
     </w:p>
     <w:p>
@@ -672,79 +1690,19 @@
           <w:color w:val="3D617F"/>
           <w:sz w:val="21"/>
         </w:rPr>
-        <w:t xml:space="preserve">最小功能范围</w:t>
-      </w:r>
-    </w:p>
-    <w:p>
-      <w:pPr>
-        <w:spacing w:before="0" w:after="50" w:line="360" w:lineRule="auto"/>
-      </w:pPr>
-      <w:r>
-        <w:rPr>
-          <w:rFonts w:ascii="Microsoft YaHei" w:hAnsi="Microsoft YaHei" w:eastAsia="Microsoft YaHei"/>
-          <w:sz w:val="20"/>
-        </w:rPr>
-        <w:t xml:space="preserve">• 对音频进行语音识别并展示转写进度；</w:t>
-      </w:r>
-    </w:p>
-    <w:p>
-      <w:pPr>
-        <w:spacing w:before="0" w:after="50" w:line="360" w:lineRule="auto"/>
-      </w:pPr>
-      <w:r>
-        <w:rPr>
-          <w:rFonts w:ascii="Microsoft YaHei" w:hAnsi="Microsoft YaHei" w:eastAsia="Microsoft YaHei"/>
-          <w:sz w:val="20"/>
-        </w:rPr>
-        <w:t xml:space="preserve">• 生成原始转写文字；</w:t>
-      </w:r>
-    </w:p>
-    <w:p>
-      <w:pPr>
-        <w:spacing w:before="0" w:after="50" w:line="360" w:lineRule="auto"/>
-      </w:pPr>
-      <w:r>
-        <w:rPr>
-          <w:rFonts w:ascii="Microsoft YaHei" w:hAnsi="Microsoft YaHei" w:eastAsia="Microsoft YaHei"/>
-          <w:sz w:val="20"/>
-        </w:rPr>
-        <w:t xml:space="preserve">• 修正明显错别字、删除明显口头重复、调整语句和段落结构；</w:t>
-      </w:r>
-    </w:p>
-    <w:p>
-      <w:pPr>
-        <w:spacing w:before="0" w:after="50" w:line="360" w:lineRule="auto"/>
-      </w:pPr>
-      <w:r>
-        <w:rPr>
-          <w:rFonts w:ascii="Microsoft YaHei" w:hAnsi="Microsoft YaHei" w:eastAsia="Microsoft YaHei"/>
-          <w:sz w:val="20"/>
-        </w:rPr>
-        <w:t xml:space="preserve">• 生成传记初稿；</w:t>
-      </w:r>
-    </w:p>
-    <w:p>
-      <w:pPr>
-        <w:spacing w:before="0" w:after="50" w:line="360" w:lineRule="auto"/>
-      </w:pPr>
-      <w:r>
-        <w:rPr>
-          <w:rFonts w:ascii="Microsoft YaHei" w:hAnsi="Microsoft YaHei" w:eastAsia="Microsoft YaHei"/>
-          <w:sz w:val="20"/>
-        </w:rPr>
-        <w:t xml:space="preserve">• 明确区分“原始转写文本”和“AI 润色文本”；</w:t>
-      </w:r>
-    </w:p>
-    <w:p>
-      <w:pPr>
-        <w:spacing w:before="0" w:after="50" w:line="360" w:lineRule="auto"/>
-      </w:pPr>
-      <w:r>
-        <w:rPr>
-          <w:rFonts w:ascii="Microsoft YaHei" w:hAnsi="Microsoft YaHei" w:eastAsia="Microsoft YaHei"/>
-          <w:sz w:val="20"/>
-        </w:rPr>
-        <w:t xml:space="preserve">• 提示用户核对 AI 生成内容。</w:t>
+        <w:t xml:space="preserve">用户动机</w:t>
+      </w:r>
+    </w:p>
+    <w:p>
+      <w:pPr>
+        <w:spacing w:before="0" w:after="90" w:line="360" w:lineRule="auto"/>
+      </w:pPr>
+      <w:r>
+        <w:rPr>
+          <w:rFonts w:ascii="Microsoft YaHei" w:hAnsi="Microsoft YaHei" w:eastAsia="Microsoft YaHei"/>
+          <w:sz w:val="20"/>
+        </w:rPr>
+        <w:t xml:space="preserve">老人一次无法讲完完整故事，希望分多次录制童年、工作经历和家庭生活。</w:t>
       </w:r>
     </w:p>
     <w:p>
@@ -759,669 +1717,6 @@
           <w:color w:val="3D617F"/>
           <w:sz w:val="21"/>
         </w:rPr>
-        <w:t xml:space="preserve">AI 润色要求</w:t>
-      </w:r>
-    </w:p>
-    <w:p>
-      <w:pPr>
-        <w:spacing w:before="0" w:after="50" w:line="360" w:lineRule="auto"/>
-      </w:pPr>
-      <w:r>
-        <w:rPr>
-          <w:rFonts w:ascii="Microsoft YaHei" w:hAnsi="Microsoft YaHei" w:eastAsia="Microsoft YaHei"/>
-          <w:sz w:val="20"/>
-        </w:rPr>
-        <w:t xml:space="preserve">• 保留用户原本的事实、人物、时间和情感表达；</w:t>
-      </w:r>
-    </w:p>
-    <w:p>
-      <w:pPr>
-        <w:spacing w:before="0" w:after="50" w:line="360" w:lineRule="auto"/>
-      </w:pPr>
-      <w:r>
-        <w:rPr>
-          <w:rFonts w:ascii="Microsoft YaHei" w:hAnsi="Microsoft YaHei" w:eastAsia="Microsoft YaHei"/>
-          <w:sz w:val="20"/>
-        </w:rPr>
-        <w:t xml:space="preserve">• 不主动虚构经历、人物、地点或事件；</w:t>
-      </w:r>
-    </w:p>
-    <w:p>
-      <w:pPr>
-        <w:spacing w:before="0" w:after="50" w:line="360" w:lineRule="auto"/>
-      </w:pPr>
-      <w:r>
-        <w:rPr>
-          <w:rFonts w:ascii="Microsoft YaHei" w:hAnsi="Microsoft YaHei" w:eastAsia="Microsoft YaHei"/>
-          <w:sz w:val="20"/>
-        </w:rPr>
-        <w:t xml:space="preserve">• 无法确定的内容尽量保留原意，不擅自补充；</w:t>
-      </w:r>
-    </w:p>
-    <w:p>
-      <w:pPr>
-        <w:spacing w:before="0" w:after="50" w:line="360" w:lineRule="auto"/>
-      </w:pPr>
-      <w:r>
-        <w:rPr>
-          <w:rFonts w:ascii="Microsoft YaHei" w:hAnsi="Microsoft YaHei" w:eastAsia="Microsoft YaHei"/>
-          <w:sz w:val="20"/>
-        </w:rPr>
-        <w:t xml:space="preserve">• 不新增原始口述中不存在的人物、时间、地点和事件；</w:t>
-      </w:r>
-    </w:p>
-    <w:p>
-      <w:pPr>
-        <w:spacing w:before="0" w:after="50" w:line="360" w:lineRule="auto"/>
-      </w:pPr>
-      <w:r>
-        <w:rPr>
-          <w:rFonts w:ascii="Microsoft YaHei" w:hAnsi="Microsoft YaHei" w:eastAsia="Microsoft YaHei"/>
-          <w:sz w:val="20"/>
-        </w:rPr>
-        <w:t xml:space="preserve">• 对疑似识别错误或听不清的内容，保留原文或标记为待核对，不自行编造；</w:t>
-      </w:r>
-    </w:p>
-    <w:p>
-      <w:pPr>
-        <w:spacing w:before="0" w:after="50" w:line="360" w:lineRule="auto"/>
-      </w:pPr>
-      <w:r>
-        <w:rPr>
-          <w:rFonts w:ascii="Microsoft YaHei" w:hAnsi="Microsoft YaHei" w:eastAsia="Microsoft YaHei"/>
-          <w:sz w:val="20"/>
-        </w:rPr>
-        <w:t xml:space="preserve">• AI 只调整表达和结构，不改变故事事实关系。</w:t>
-      </w:r>
-    </w:p>
-    <w:p>
-      <w:pPr>
-        <w:pStyle w:val="Heading2"/>
-        <w:spacing w:before="220" w:after="100" w:line="360" w:lineRule="auto"/>
-      </w:pPr>
-      <w:r>
-        <w:rPr>
-          <w:rFonts w:ascii="Microsoft YaHei" w:hAnsi="Microsoft YaHei" w:eastAsia="Microsoft YaHei"/>
-          <w:b/>
-          <w:color w:val="285F8F"/>
-          <w:sz w:val="24"/>
-        </w:rPr>
-        <w:t xml:space="preserve">2.4 在线编辑传记初稿</w:t>
-      </w:r>
-    </w:p>
-    <w:p>
-      <w:pPr>
-        <w:spacing w:before="0" w:after="90" w:line="360" w:lineRule="auto"/>
-      </w:pPr>
-      <w:r>
-        <w:rPr>
-          <w:rFonts w:ascii="Microsoft YaHei" w:hAnsi="Microsoft YaHei" w:eastAsia="Microsoft YaHei"/>
-          <w:sz w:val="20"/>
-        </w:rPr>
-        <w:t xml:space="preserve">用户可以在网页中查看并修改 AI 生成的传记初稿。</w:t>
-      </w:r>
-    </w:p>
-    <w:p>
-      <w:pPr>
-        <w:pStyle w:val="Heading3"/>
-        <w:spacing w:before="150" w:after="60" w:line="360" w:lineRule="auto"/>
-      </w:pPr>
-      <w:r>
-        <w:rPr>
-          <w:rFonts w:ascii="Microsoft YaHei" w:hAnsi="Microsoft YaHei" w:eastAsia="Microsoft YaHei"/>
-          <w:b/>
-          <w:color w:val="3D617F"/>
-          <w:sz w:val="21"/>
-        </w:rPr>
-        <w:t xml:space="preserve">最小功能范围</w:t>
-      </w:r>
-    </w:p>
-    <w:p>
-      <w:pPr>
-        <w:spacing w:before="0" w:after="50" w:line="360" w:lineRule="auto"/>
-      </w:pPr>
-      <w:r>
-        <w:rPr>
-          <w:rFonts w:ascii="Microsoft YaHei" w:hAnsi="Microsoft YaHei" w:eastAsia="Microsoft YaHei"/>
-          <w:sz w:val="20"/>
-        </w:rPr>
-        <w:t xml:space="preserve">• 查看并修改传记标题和正文；</w:t>
-      </w:r>
-    </w:p>
-    <w:p>
-      <w:pPr>
-        <w:spacing w:before="0" w:after="50" w:line="360" w:lineRule="auto"/>
-      </w:pPr>
-      <w:r>
-        <w:rPr>
-          <w:rFonts w:ascii="Microsoft YaHei" w:hAnsi="Microsoft YaHei" w:eastAsia="Microsoft YaHei"/>
-          <w:sz w:val="20"/>
-        </w:rPr>
-        <w:t xml:space="preserve">• 保存当前编辑结果；</w:t>
-      </w:r>
-    </w:p>
-    <w:p>
-      <w:pPr>
-        <w:spacing w:before="0" w:after="50" w:line="360" w:lineRule="auto"/>
-      </w:pPr>
-      <w:r>
-        <w:rPr>
-          <w:rFonts w:ascii="Microsoft YaHei" w:hAnsi="Microsoft YaHei" w:eastAsia="Microsoft YaHei"/>
-          <w:sz w:val="20"/>
-        </w:rPr>
-        <w:t xml:space="preserve">• 显示保存成功或失败提示；</w:t>
-      </w:r>
-    </w:p>
-    <w:p>
-      <w:pPr>
-        <w:spacing w:before="0" w:after="50" w:line="360" w:lineRule="auto"/>
-      </w:pPr>
-      <w:r>
-        <w:rPr>
-          <w:rFonts w:ascii="Microsoft YaHei" w:hAnsi="Microsoft YaHei" w:eastAsia="Microsoft YaHei"/>
-          <w:sz w:val="20"/>
-        </w:rPr>
-        <w:t xml:space="preserve">• 离开页面前提示未保存内容。</w:t>
-      </w:r>
-    </w:p>
-    <w:p>
-      <w:pPr>
-        <w:pStyle w:val="Heading3"/>
-        <w:spacing w:before="150" w:after="60" w:line="360" w:lineRule="auto"/>
-      </w:pPr>
-      <w:r>
-        <w:rPr>
-          <w:rFonts w:ascii="Microsoft YaHei" w:hAnsi="Microsoft YaHei" w:eastAsia="Microsoft YaHei"/>
-          <w:b/>
-          <w:color w:val="3D617F"/>
-          <w:sz w:val="21"/>
-        </w:rPr>
-        <w:t xml:space="preserve">编辑范围</w:t>
-      </w:r>
-    </w:p>
-    <w:p>
-      <w:pPr>
-        <w:spacing w:before="0" w:after="90" w:line="360" w:lineRule="auto"/>
-      </w:pPr>
-      <w:r>
-        <w:rPr>
-          <w:rFonts w:ascii="Microsoft YaHei" w:hAnsi="Microsoft YaHei" w:eastAsia="Microsoft YaHei"/>
-          <w:sz w:val="20"/>
-        </w:rPr>
-        <w:t xml:space="preserve">MVP 仅支持普通文本编辑，不提供复杂排版能力。允许用户修改、删除、增加文字和调整简单段落；不提供字体、颜色、字号、图片、表格等富文本功能。</w:t>
-      </w:r>
-    </w:p>
-    <w:p>
-      <w:pPr>
-        <w:pStyle w:val="Heading2"/>
-        <w:spacing w:before="220" w:after="100" w:line="360" w:lineRule="auto"/>
-      </w:pPr>
-      <w:r>
-        <w:rPr>
-          <w:rFonts w:ascii="Microsoft YaHei" w:hAnsi="Microsoft YaHei" w:eastAsia="Microsoft YaHei"/>
-          <w:b/>
-          <w:color w:val="285F8F"/>
-          <w:sz w:val="24"/>
-        </w:rPr>
-        <w:t xml:space="preserve">2.5 导出传记文档</w:t>
-      </w:r>
-    </w:p>
-    <w:p>
-      <w:pPr>
-        <w:spacing w:before="0" w:after="90" w:line="360" w:lineRule="auto"/>
-      </w:pPr>
-      <w:r>
-        <w:rPr>
-          <w:rFonts w:ascii="Microsoft YaHei" w:hAnsi="Microsoft YaHei" w:eastAsia="Microsoft YaHei"/>
-          <w:sz w:val="20"/>
-        </w:rPr>
-        <w:t xml:space="preserve">用户完成编辑后，可以将传记正文导出为文档文件。</w:t>
-      </w:r>
-    </w:p>
-    <w:p>
-      <w:pPr>
-        <w:pStyle w:val="Heading3"/>
-        <w:spacing w:before="150" w:after="60" w:line="360" w:lineRule="auto"/>
-      </w:pPr>
-      <w:r>
-        <w:rPr>
-          <w:rFonts w:ascii="Microsoft YaHei" w:hAnsi="Microsoft YaHei" w:eastAsia="Microsoft YaHei"/>
-          <w:b/>
-          <w:color w:val="3D617F"/>
-          <w:sz w:val="21"/>
-        </w:rPr>
-        <w:t xml:space="preserve">最小功能范围</w:t>
-      </w:r>
-    </w:p>
-    <w:p>
-      <w:pPr>
-        <w:spacing w:before="0" w:after="50" w:line="360" w:lineRule="auto"/>
-      </w:pPr>
-      <w:r>
-        <w:rPr>
-          <w:rFonts w:ascii="Microsoft YaHei" w:hAnsi="Microsoft YaHei" w:eastAsia="Microsoft YaHei"/>
-          <w:sz w:val="20"/>
-        </w:rPr>
-        <w:t xml:space="preserve">• 导出当前传记标题和正文；</w:t>
-      </w:r>
-    </w:p>
-    <w:p>
-      <w:pPr>
-        <w:spacing w:before="0" w:after="50" w:line="360" w:lineRule="auto"/>
-      </w:pPr>
-      <w:r>
-        <w:rPr>
-          <w:rFonts w:ascii="Microsoft YaHei" w:hAnsi="Microsoft YaHei" w:eastAsia="Microsoft YaHei"/>
-          <w:sz w:val="20"/>
-        </w:rPr>
-        <w:t xml:space="preserve">• 生成可下载的文档文件；</w:t>
-      </w:r>
-    </w:p>
-    <w:p>
-      <w:pPr>
-        <w:spacing w:before="0" w:after="50" w:line="360" w:lineRule="auto"/>
-      </w:pPr>
-      <w:r>
-        <w:rPr>
-          <w:rFonts w:ascii="Microsoft YaHei" w:hAnsi="Microsoft YaHei" w:eastAsia="Microsoft YaHei"/>
-          <w:sz w:val="20"/>
-        </w:rPr>
-        <w:t xml:space="preserve">• 使用标题、正文、创建时间等基础信息组织文档；</w:t>
-      </w:r>
-    </w:p>
-    <w:p>
-      <w:pPr>
-        <w:spacing w:before="0" w:after="50" w:line="360" w:lineRule="auto"/>
-      </w:pPr>
-      <w:r>
-        <w:rPr>
-          <w:rFonts w:ascii="Microsoft YaHei" w:hAnsi="Microsoft YaHei" w:eastAsia="Microsoft YaHei"/>
-          <w:sz w:val="20"/>
-        </w:rPr>
-        <w:t xml:space="preserve">• 导出前提示当前内容是否已保存；</w:t>
-      </w:r>
-    </w:p>
-    <w:p>
-      <w:pPr>
-        <w:spacing w:before="0" w:after="50" w:line="360" w:lineRule="auto"/>
-      </w:pPr>
-      <w:r>
-        <w:rPr>
-          <w:rFonts w:ascii="Microsoft YaHei" w:hAnsi="Microsoft YaHei" w:eastAsia="Microsoft YaHei"/>
-          <w:sz w:val="20"/>
-        </w:rPr>
-        <w:t xml:space="preserve">• 导出完成后显示明确的下载成功提示。</w:t>
-      </w:r>
-    </w:p>
-    <w:p>
-      <w:pPr>
-        <w:pStyle w:val="Heading3"/>
-        <w:spacing w:before="150" w:after="60" w:line="360" w:lineRule="auto"/>
-      </w:pPr>
-      <w:r>
-        <w:rPr>
-          <w:rFonts w:ascii="Microsoft YaHei" w:hAnsi="Microsoft YaHei" w:eastAsia="Microsoft YaHei"/>
-          <w:b/>
-          <w:color w:val="3D617F"/>
-          <w:sz w:val="21"/>
-        </w:rPr>
-        <w:t xml:space="preserve">MVP 导出形式</w:t>
-      </w:r>
-    </w:p>
-    <w:p>
-      <w:pPr>
-        <w:spacing w:before="0" w:after="90" w:line="360" w:lineRule="auto"/>
-      </w:pPr>
-      <w:r>
-        <w:rPr>
-          <w:rFonts w:ascii="Microsoft YaHei" w:hAnsi="Microsoft YaHei" w:eastAsia="Microsoft YaHei"/>
-          <w:sz w:val="20"/>
-        </w:rPr>
-        <w:t xml:space="preserve">优先支持一种通用文档格式，例如 .docx 或 .txt，具体格式在技术方案阶段确定。</w:t>
-      </w:r>
-    </w:p>
-    <w:p>
-      <w:pPr>
-        <w:pStyle w:val="Heading1"/>
-        <w:spacing w:before="280" w:after="140" w:line="360" w:lineRule="auto"/>
-      </w:pPr>
-      <w:r>
-        <w:rPr>
-          <w:rFonts w:ascii="Microsoft YaHei" w:hAnsi="Microsoft YaHei" w:eastAsia="Microsoft YaHei"/>
-          <w:b/>
-          <w:color w:val="193B59"/>
-          <w:sz w:val="30"/>
-        </w:rPr>
-        <w:t xml:space="preserve">3. 业务边界</w:t>
-      </w:r>
-    </w:p>
-    <w:p>
-      <w:pPr>
-        <w:pStyle w:val="Heading2"/>
-        <w:spacing w:before="220" w:after="100" w:line="360" w:lineRule="auto"/>
-      </w:pPr>
-      <w:r>
-        <w:rPr>
-          <w:rFonts w:ascii="Microsoft YaHei" w:hAnsi="Microsoft YaHei" w:eastAsia="Microsoft YaHei"/>
-          <w:b/>
-          <w:color w:val="285F8F"/>
-          <w:sz w:val="24"/>
-        </w:rPr>
-        <w:t xml:space="preserve">3.1 产品要做什么</w:t>
-      </w:r>
-    </w:p>
-    <w:p>
-      <w:pPr>
-        <w:spacing w:before="0" w:after="50" w:line="360" w:lineRule="auto"/>
-      </w:pPr>
-      <w:r>
-        <w:rPr>
-          <w:rFonts w:ascii="Microsoft YaHei" w:hAnsi="Microsoft YaHei" w:eastAsia="Microsoft YaHei"/>
-          <w:sz w:val="20"/>
-        </w:rPr>
-        <w:t xml:space="preserve">1. 帮助中老年用户通过语音方式记录个人经历和家庭故事。</w:t>
-      </w:r>
-    </w:p>
-    <w:p>
-      <w:pPr>
-        <w:spacing w:before="0" w:after="50" w:line="360" w:lineRule="auto"/>
-      </w:pPr>
-      <w:r>
-        <w:rPr>
-          <w:rFonts w:ascii="Microsoft YaHei" w:hAnsi="Microsoft YaHei" w:eastAsia="Microsoft YaHei"/>
-          <w:sz w:val="20"/>
-        </w:rPr>
-        <w:t xml:space="preserve">1. 将口述音频转换为可阅读、可编辑的文字。</w:t>
-      </w:r>
-    </w:p>
-    <w:p>
-      <w:pPr>
-        <w:spacing w:before="0" w:after="50" w:line="360" w:lineRule="auto"/>
-      </w:pPr>
-      <w:r>
-        <w:rPr>
-          <w:rFonts w:ascii="Microsoft YaHei" w:hAnsi="Microsoft YaHei" w:eastAsia="Microsoft YaHei"/>
-          <w:sz w:val="20"/>
-        </w:rPr>
-        <w:t xml:space="preserve">1. 通过 AI 对转写文字进行基础润色，生成传记初稿。</w:t>
-      </w:r>
-    </w:p>
-    <w:p>
-      <w:pPr>
-        <w:spacing w:before="0" w:after="50" w:line="360" w:lineRule="auto"/>
-      </w:pPr>
-      <w:r>
-        <w:rPr>
-          <w:rFonts w:ascii="Microsoft YaHei" w:hAnsi="Microsoft YaHei" w:eastAsia="Microsoft YaHei"/>
-          <w:sz w:val="20"/>
-        </w:rPr>
-        <w:t xml:space="preserve">1. 支持用户在线修改传记标题和正文。</w:t>
-      </w:r>
-    </w:p>
-    <w:p>
-      <w:pPr>
-        <w:spacing w:before="0" w:after="50" w:line="360" w:lineRule="auto"/>
-      </w:pPr>
-      <w:r>
-        <w:rPr>
-          <w:rFonts w:ascii="Microsoft YaHei" w:hAnsi="Microsoft YaHei" w:eastAsia="Microsoft YaHei"/>
-          <w:sz w:val="20"/>
-        </w:rPr>
-        <w:t xml:space="preserve">1. 支持将完成的传记内容导出为文档文件。</w:t>
-      </w:r>
-    </w:p>
-    <w:p>
-      <w:pPr>
-        <w:pStyle w:val="Heading2"/>
-        <w:spacing w:before="220" w:after="100" w:line="360" w:lineRule="auto"/>
-      </w:pPr>
-      <w:r>
-        <w:rPr>
-          <w:rFonts w:ascii="Microsoft YaHei" w:hAnsi="Microsoft YaHei" w:eastAsia="Microsoft YaHei"/>
-          <w:b/>
-          <w:color w:val="285F8F"/>
-          <w:sz w:val="24"/>
-        </w:rPr>
-        <w:t xml:space="preserve">3.2 产品不做什么</w:t>
-      </w:r>
-    </w:p>
-    <w:p>
-      <w:pPr>
-        <w:spacing w:before="0" w:after="50" w:line="360" w:lineRule="auto"/>
-      </w:pPr>
-      <w:r>
-        <w:rPr>
-          <w:rFonts w:ascii="Microsoft YaHei" w:hAnsi="Microsoft YaHei" w:eastAsia="Microsoft YaHei"/>
-          <w:sz w:val="20"/>
-        </w:rPr>
-        <w:t xml:space="preserve">1. 不支持机构账号。不提供学校、社区、养老机构、文化机构等组织账号体系。</w:t>
-      </w:r>
-    </w:p>
-    <w:p>
-      <w:pPr>
-        <w:spacing w:before="0" w:after="50" w:line="360" w:lineRule="auto"/>
-      </w:pPr>
-      <w:r>
-        <w:rPr>
-          <w:rFonts w:ascii="Microsoft YaHei" w:hAnsi="Microsoft YaHei" w:eastAsia="Microsoft YaHei"/>
-          <w:sz w:val="20"/>
-        </w:rPr>
-        <w:t xml:space="preserve">1. 不提供会员付费。不包含会员等级、订阅、充值、支付或付费内容。</w:t>
-      </w:r>
-    </w:p>
-    <w:p>
-      <w:pPr>
-        <w:spacing w:before="0" w:after="50" w:line="360" w:lineRule="auto"/>
-      </w:pPr>
-      <w:r>
-        <w:rPr>
-          <w:rFonts w:ascii="Microsoft YaHei" w:hAnsi="Microsoft YaHei" w:eastAsia="Microsoft YaHei"/>
-          <w:sz w:val="20"/>
-        </w:rPr>
-        <w:t xml:space="preserve">1. 不支持多人家庭协作。不提供多人同时编辑、家庭成员权限管理或协作空间。</w:t>
-      </w:r>
-    </w:p>
-    <w:p>
-      <w:pPr>
-        <w:spacing w:before="0" w:after="50" w:line="360" w:lineRule="auto"/>
-      </w:pPr>
-      <w:r>
-        <w:rPr>
-          <w:rFonts w:ascii="Microsoft YaHei" w:hAnsi="Microsoft YaHei" w:eastAsia="Microsoft YaHei"/>
-          <w:sz w:val="20"/>
-        </w:rPr>
-        <w:t xml:space="preserve">1. 不提供印刷对接。不对接打印店、出版社、装订服务或实体书制作服务。</w:t>
-      </w:r>
-    </w:p>
-    <w:p>
-      <w:pPr>
-        <w:spacing w:before="0" w:after="50" w:line="360" w:lineRule="auto"/>
-      </w:pPr>
-      <w:r>
-        <w:rPr>
-          <w:rFonts w:ascii="Microsoft YaHei" w:hAnsi="Microsoft YaHei" w:eastAsia="Microsoft YaHei"/>
-          <w:sz w:val="20"/>
-        </w:rPr>
-        <w:t xml:space="preserve">1. 不做非遗或村史专项采集。只面向个人记忆和个人传记记录。</w:t>
-      </w:r>
-    </w:p>
-    <w:p>
-      <w:pPr>
-        <w:spacing w:before="0" w:after="50" w:line="360" w:lineRule="auto"/>
-      </w:pPr>
-      <w:r>
-        <w:rPr>
-          <w:rFonts w:ascii="Microsoft YaHei" w:hAnsi="Microsoft YaHei" w:eastAsia="Microsoft YaHei"/>
-          <w:sz w:val="20"/>
-        </w:rPr>
-        <w:t xml:space="preserve">1. 不支持多语言。MVP 仅支持中文普通话语音识别和中文文本处理。</w:t>
-      </w:r>
-    </w:p>
-    <w:p>
-      <w:pPr>
-        <w:spacing w:before="0" w:after="50" w:line="360" w:lineRule="auto"/>
-      </w:pPr>
-      <w:r>
-        <w:rPr>
-          <w:rFonts w:ascii="Microsoft YaHei" w:hAnsi="Microsoft YaHei" w:eastAsia="Microsoft YaHei"/>
-          <w:sz w:val="20"/>
-        </w:rPr>
-        <w:t xml:space="preserve">1. 不支持评论社交。不提供评论、点赞、关注、动态分享、社区互动或公开发布。</w:t>
-      </w:r>
-    </w:p>
-    <w:p>
-      <w:pPr>
-        <w:spacing w:before="0" w:after="50" w:line="360" w:lineRule="auto"/>
-      </w:pPr>
-      <w:r>
-        <w:rPr>
-          <w:rFonts w:ascii="Microsoft YaHei" w:hAnsi="Microsoft YaHei" w:eastAsia="Microsoft YaHei"/>
-          <w:sz w:val="20"/>
-        </w:rPr>
-        <w:t xml:space="preserve">1. 不支持历史版本对比。不提供版本差异查看、版本恢复或修改轨迹对比。</w:t>
-      </w:r>
-    </w:p>
-    <w:p>
-      <w:pPr>
-        <w:spacing w:before="0" w:after="50" w:line="360" w:lineRule="auto"/>
-      </w:pPr>
-      <w:r>
-        <w:rPr>
-          <w:rFonts w:ascii="Microsoft YaHei" w:hAnsi="Microsoft YaHei" w:eastAsia="Microsoft YaHei"/>
-          <w:sz w:val="20"/>
-        </w:rPr>
-        <w:t xml:space="preserve">1. 不提供富文本编辑。不支持字体、字号、颜色、图片、表格和复杂排版。</w:t>
-      </w:r>
-    </w:p>
-    <w:p>
-      <w:pPr>
-        <w:spacing w:before="0" w:after="50" w:line="360" w:lineRule="auto"/>
-      </w:pPr>
-      <w:r>
-        <w:rPr>
-          <w:rFonts w:ascii="Microsoft YaHei" w:hAnsi="Microsoft YaHei" w:eastAsia="Microsoft YaHei"/>
-          <w:sz w:val="20"/>
-        </w:rPr>
-        <w:t xml:space="preserve">1. 不提供云同步。不支持跨设备自动同步、网盘同步或云端多端数据保持一致。</w:t>
-      </w:r>
-    </w:p>
-    <w:p>
-      <w:pPr>
-        <w:spacing w:before="0" w:after="50" w:line="360" w:lineRule="auto"/>
-      </w:pPr>
-      <w:r>
-        <w:rPr>
-          <w:rFonts w:ascii="Microsoft YaHei" w:hAnsi="Microsoft YaHei" w:eastAsia="Microsoft YaHei"/>
-          <w:sz w:val="20"/>
-        </w:rPr>
-        <w:t xml:space="preserve">1. 不提供专业传记代写服务。AI 只生成辅助性初稿。</w:t>
-      </w:r>
-    </w:p>
-    <w:p>
-      <w:pPr>
-        <w:spacing w:before="0" w:after="50" w:line="360" w:lineRule="auto"/>
-      </w:pPr>
-      <w:r>
-        <w:rPr>
-          <w:rFonts w:ascii="Microsoft YaHei" w:hAnsi="Microsoft YaHei" w:eastAsia="Microsoft YaHei"/>
-          <w:sz w:val="20"/>
-        </w:rPr>
-        <w:t xml:space="preserve">1. 不保证 AI 内容完全准确。用户需自行核对人物、时间、地点、事件等事实。</w:t>
-      </w:r>
-    </w:p>
-    <w:p>
-      <w:pPr>
-        <w:spacing w:before="0" w:after="50" w:line="360" w:lineRule="auto"/>
-      </w:pPr>
-      <w:r>
-        <w:rPr>
-          <w:rFonts w:ascii="Microsoft YaHei" w:hAnsi="Microsoft YaHei" w:eastAsia="Microsoft YaHei"/>
-          <w:sz w:val="20"/>
-        </w:rPr>
-        <w:t xml:space="preserve">1. 不提供公开内容发布。传记内容默认仅供用户本人使用。</w:t>
-      </w:r>
-    </w:p>
-    <w:p>
-      <w:pPr>
-        <w:spacing w:before="0" w:after="50" w:line="360" w:lineRule="auto"/>
-      </w:pPr>
-      <w:r>
-        <w:rPr>
-          <w:rFonts w:ascii="Microsoft YaHei" w:hAnsi="Microsoft YaHei" w:eastAsia="Microsoft YaHei"/>
-          <w:sz w:val="20"/>
-        </w:rPr>
-        <w:t xml:space="preserve">1. 不处理复杂音视频素材。不支持视频剪辑、照片编排或背景音乐制作。</w:t>
-      </w:r>
-    </w:p>
-    <w:p>
-      <w:pPr>
-        <w:pStyle w:val="Heading1"/>
-        <w:spacing w:before="280" w:after="140" w:line="360" w:lineRule="auto"/>
-      </w:pPr>
-      <w:r>
-        <w:rPr>
-          <w:rFonts w:ascii="Microsoft YaHei" w:hAnsi="Microsoft YaHei" w:eastAsia="Microsoft YaHei"/>
-          <w:b/>
-          <w:color w:val="193B59"/>
-          <w:sz w:val="30"/>
-        </w:rPr>
-        <w:t xml:space="preserve">4. 用户使用场景</w:t>
-      </w:r>
-    </w:p>
-    <w:p>
-      <w:pPr>
-        <w:pStyle w:val="Heading2"/>
-        <w:spacing w:before="220" w:after="100" w:line="360" w:lineRule="auto"/>
-      </w:pPr>
-      <w:r>
-        <w:rPr>
-          <w:rFonts w:ascii="Microsoft YaHei" w:hAnsi="Microsoft YaHei" w:eastAsia="Microsoft YaHei"/>
-          <w:b/>
-          <w:color w:val="285F8F"/>
-          <w:sz w:val="24"/>
-        </w:rPr>
-        <w:t xml:space="preserve">4.1 场景一：老人独自在家录制人生经历</w:t>
-      </w:r>
-    </w:p>
-    <w:p>
-      <w:pPr>
-        <w:pStyle w:val="Heading3"/>
-        <w:spacing w:before="150" w:after="60" w:line="360" w:lineRule="auto"/>
-      </w:pPr>
-      <w:r>
-        <w:rPr>
-          <w:rFonts w:ascii="Microsoft YaHei" w:hAnsi="Microsoft YaHei" w:eastAsia="Microsoft YaHei"/>
-          <w:b/>
-          <w:color w:val="3D617F"/>
-          <w:sz w:val="21"/>
-        </w:rPr>
-        <w:t xml:space="preserve">用户动机</w:t>
-      </w:r>
-    </w:p>
-    <w:p>
-      <w:pPr>
-        <w:spacing w:before="0" w:after="90" w:line="360" w:lineRule="auto"/>
-      </w:pPr>
-      <w:r>
-        <w:rPr>
-          <w:rFonts w:ascii="Microsoft YaHei" w:hAnsi="Microsoft YaHei" w:eastAsia="Microsoft YaHei"/>
-          <w:sz w:val="20"/>
-        </w:rPr>
-        <w:t xml:space="preserve">老人希望把童年、工作经历和家庭故事记录下来，但不擅长打字，也不会使用复杂软件。</w:t>
-      </w:r>
-    </w:p>
-    <w:p>
-      <w:pPr>
-        <w:pStyle w:val="Heading3"/>
-        <w:spacing w:before="150" w:after="60" w:line="360" w:lineRule="auto"/>
-      </w:pPr>
-      <w:r>
-        <w:rPr>
-          <w:rFonts w:ascii="Microsoft YaHei" w:hAnsi="Microsoft YaHei" w:eastAsia="Microsoft YaHei"/>
-          <w:b/>
-          <w:color w:val="3D617F"/>
-          <w:sz w:val="21"/>
-        </w:rPr>
         <w:t xml:space="preserve">操作步骤</w:t>
       </w:r>
     </w:p>
@@ -1434,318 +1729,6 @@
           <w:rFonts w:ascii="Microsoft YaHei" w:hAnsi="Microsoft YaHei" w:eastAsia="Microsoft YaHei"/>
           <w:sz w:val="20"/>
         </w:rPr>
-        <w:t xml:space="preserve">1. 打开 myMemory 网页；</w:t>
-      </w:r>
-    </w:p>
-    <w:p>
-      <w:pPr>
-        <w:spacing w:before="0" w:after="50" w:line="360" w:lineRule="auto"/>
-      </w:pPr>
-      <w:r>
-        <w:rPr>
-          <w:rFonts w:ascii="Microsoft YaHei" w:hAnsi="Microsoft YaHei" w:eastAsia="Microsoft YaHei"/>
-          <w:sz w:val="20"/>
-        </w:rPr>
-        <w:t xml:space="preserve">1. 点击“新建口述记录”，输入标题；</w:t>
-      </w:r>
-    </w:p>
-    <w:p>
-      <w:pPr>
-        <w:spacing w:before="0" w:after="50" w:line="360" w:lineRule="auto"/>
-      </w:pPr>
-      <w:r>
-        <w:rPr>
-          <w:rFonts w:ascii="Microsoft YaHei" w:hAnsi="Microsoft YaHei" w:eastAsia="Microsoft YaHei"/>
-          <w:sz w:val="20"/>
-        </w:rPr>
-        <w:t xml:space="preserve">1. 点击“开始录音”并讲述经历；</w:t>
-      </w:r>
-    </w:p>
-    <w:p>
-      <w:pPr>
-        <w:spacing w:before="0" w:after="50" w:line="360" w:lineRule="auto"/>
-      </w:pPr>
-      <w:r>
-        <w:rPr>
-          <w:rFonts w:ascii="Microsoft YaHei" w:hAnsi="Microsoft YaHei" w:eastAsia="Microsoft YaHei"/>
-          <w:sz w:val="20"/>
-        </w:rPr>
-        <w:t xml:space="preserve">1. 结束录音后播放确认；</w:t>
-      </w:r>
-    </w:p>
-    <w:p>
-      <w:pPr>
-        <w:spacing w:before="0" w:after="50" w:line="360" w:lineRule="auto"/>
-      </w:pPr>
-      <w:r>
-        <w:rPr>
-          <w:rFonts w:ascii="Microsoft YaHei" w:hAnsi="Microsoft YaHei" w:eastAsia="Microsoft YaHei"/>
-          <w:sz w:val="20"/>
-        </w:rPr>
-        <w:t xml:space="preserve">1. 点击“开始转写”，等待文字和 AI 初稿生成；</w:t>
-      </w:r>
-    </w:p>
-    <w:p>
-      <w:pPr>
-        <w:spacing w:before="0" w:after="50" w:line="360" w:lineRule="auto"/>
-      </w:pPr>
-      <w:r>
-        <w:rPr>
-          <w:rFonts w:ascii="Microsoft YaHei" w:hAnsi="Microsoft YaHei" w:eastAsia="Microsoft YaHei"/>
-          <w:sz w:val="20"/>
-        </w:rPr>
-        <w:t xml:space="preserve">1. 阅读、修改并导出传记初稿。</w:t>
-      </w:r>
-    </w:p>
-    <w:p>
-      <w:pPr>
-        <w:pStyle w:val="Heading3"/>
-        <w:spacing w:before="150" w:after="60" w:line="360" w:lineRule="auto"/>
-      </w:pPr>
-      <w:r>
-        <w:rPr>
-          <w:rFonts w:ascii="Microsoft YaHei" w:hAnsi="Microsoft YaHei" w:eastAsia="Microsoft YaHei"/>
-          <w:b/>
-          <w:color w:val="3D617F"/>
-          <w:sz w:val="21"/>
-        </w:rPr>
-        <w:t xml:space="preserve">期望结果</w:t>
-      </w:r>
-    </w:p>
-    <w:p>
-      <w:pPr>
-        <w:spacing w:before="0" w:after="90" w:line="360" w:lineRule="auto"/>
-      </w:pPr>
-      <w:r>
-        <w:rPr>
-          <w:rFonts w:ascii="Microsoft YaHei" w:hAnsi="Microsoft YaHei" w:eastAsia="Microsoft YaHei"/>
-          <w:sz w:val="20"/>
-        </w:rPr>
-        <w:t xml:space="preserve">老人不需要大量打字，就能将口述内容整理成结构清晰、语言通顺的文字并保存为文档。</w:t>
-      </w:r>
-    </w:p>
-    <w:p>
-      <w:pPr>
-        <w:pStyle w:val="Heading2"/>
-        <w:spacing w:before="220" w:after="100" w:line="360" w:lineRule="auto"/>
-      </w:pPr>
-      <w:r>
-        <w:rPr>
-          <w:rFonts w:ascii="Microsoft YaHei" w:hAnsi="Microsoft YaHei" w:eastAsia="Microsoft YaHei"/>
-          <w:b/>
-          <w:color w:val="285F8F"/>
-          <w:sz w:val="24"/>
-        </w:rPr>
-        <w:t xml:space="preserve">4.2 场景二：子女协助老人首次使用</w:t>
-      </w:r>
-    </w:p>
-    <w:p>
-      <w:pPr>
-        <w:pStyle w:val="Heading3"/>
-        <w:spacing w:before="150" w:after="60" w:line="360" w:lineRule="auto"/>
-      </w:pPr>
-      <w:r>
-        <w:rPr>
-          <w:rFonts w:ascii="Microsoft YaHei" w:hAnsi="Microsoft YaHei" w:eastAsia="Microsoft YaHei"/>
-          <w:b/>
-          <w:color w:val="3D617F"/>
-          <w:sz w:val="21"/>
-        </w:rPr>
-        <w:t xml:space="preserve">用户动机</w:t>
-      </w:r>
-    </w:p>
-    <w:p>
-      <w:pPr>
-        <w:spacing w:before="0" w:after="90" w:line="360" w:lineRule="auto"/>
-      </w:pPr>
-      <w:r>
-        <w:rPr>
-          <w:rFonts w:ascii="Microsoft YaHei" w:hAnsi="Microsoft YaHei" w:eastAsia="Microsoft YaHei"/>
-          <w:sz w:val="20"/>
-        </w:rPr>
-        <w:t xml:space="preserve">老人想记录人生经历，但第一次使用网页工具时不熟悉麦克风授权、录音和转写流程，需要子女协助。</w:t>
-      </w:r>
-    </w:p>
-    <w:p>
-      <w:pPr>
-        <w:pStyle w:val="Heading3"/>
-        <w:spacing w:before="150" w:after="60" w:line="360" w:lineRule="auto"/>
-      </w:pPr>
-      <w:r>
-        <w:rPr>
-          <w:rFonts w:ascii="Microsoft YaHei" w:hAnsi="Microsoft YaHei" w:eastAsia="Microsoft YaHei"/>
-          <w:b/>
-          <w:color w:val="3D617F"/>
-          <w:sz w:val="21"/>
-        </w:rPr>
-        <w:t xml:space="preserve">操作步骤</w:t>
-      </w:r>
-    </w:p>
-    <w:p>
-      <w:pPr>
-        <w:spacing w:before="0" w:after="50" w:line="360" w:lineRule="auto"/>
-      </w:pPr>
-      <w:r>
-        <w:rPr>
-          <w:rFonts w:ascii="Microsoft YaHei" w:hAnsi="Microsoft YaHei" w:eastAsia="Microsoft YaHei"/>
-          <w:sz w:val="20"/>
-        </w:rPr>
-        <w:t xml:space="preserve">1. 子女陪同打开系统并协助完成麦克风授权；</w:t>
-      </w:r>
-    </w:p>
-    <w:p>
-      <w:pPr>
-        <w:spacing w:before="0" w:after="50" w:line="360" w:lineRule="auto"/>
-      </w:pPr>
-      <w:r>
-        <w:rPr>
-          <w:rFonts w:ascii="Microsoft YaHei" w:hAnsi="Microsoft YaHei" w:eastAsia="Microsoft YaHei"/>
-          <w:sz w:val="20"/>
-        </w:rPr>
-        <w:t xml:space="preserve">1. 帮助老人新建记录并填写标题；</w:t>
-      </w:r>
-    </w:p>
-    <w:p>
-      <w:pPr>
-        <w:spacing w:before="0" w:after="50" w:line="360" w:lineRule="auto"/>
-      </w:pPr>
-      <w:r>
-        <w:rPr>
-          <w:rFonts w:ascii="Microsoft YaHei" w:hAnsi="Microsoft YaHei" w:eastAsia="Microsoft YaHei"/>
-          <w:sz w:val="20"/>
-        </w:rPr>
-        <w:t xml:space="preserve">1. 老人进行口述，子女确认录音是否清晰；</w:t>
-      </w:r>
-    </w:p>
-    <w:p>
-      <w:pPr>
-        <w:spacing w:before="0" w:after="50" w:line="360" w:lineRule="auto"/>
-      </w:pPr>
-      <w:r>
-        <w:rPr>
-          <w:rFonts w:ascii="Microsoft YaHei" w:hAnsi="Microsoft YaHei" w:eastAsia="Microsoft YaHei"/>
-          <w:sz w:val="20"/>
-        </w:rPr>
-        <w:t xml:space="preserve">1. 开始转写并生成原始文本和 AI 润色初稿；</w:t>
-      </w:r>
-    </w:p>
-    <w:p>
-      <w:pPr>
-        <w:spacing w:before="0" w:after="50" w:line="360" w:lineRule="auto"/>
-      </w:pPr>
-      <w:r>
-        <w:rPr>
-          <w:rFonts w:ascii="Microsoft YaHei" w:hAnsi="Microsoft YaHei" w:eastAsia="Microsoft YaHei"/>
-          <w:sz w:val="20"/>
-        </w:rPr>
-        <w:t xml:space="preserve">1. 老人确认事实内容，子女协助修改文字；</w:t>
-      </w:r>
-    </w:p>
-    <w:p>
-      <w:pPr>
-        <w:spacing w:before="0" w:after="50" w:line="360" w:lineRule="auto"/>
-      </w:pPr>
-      <w:r>
-        <w:rPr>
-          <w:rFonts w:ascii="Microsoft YaHei" w:hAnsi="Microsoft YaHei" w:eastAsia="Microsoft YaHei"/>
-          <w:sz w:val="20"/>
-        </w:rPr>
-        <w:t xml:space="preserve">1. 导出最终文档。</w:t>
-      </w:r>
-    </w:p>
-    <w:p>
-      <w:pPr>
-        <w:pStyle w:val="Heading3"/>
-        <w:spacing w:before="150" w:after="60" w:line="360" w:lineRule="auto"/>
-      </w:pPr>
-      <w:r>
-        <w:rPr>
-          <w:rFonts w:ascii="Microsoft YaHei" w:hAnsi="Microsoft YaHei" w:eastAsia="Microsoft YaHei"/>
-          <w:b/>
-          <w:color w:val="3D617F"/>
-          <w:sz w:val="21"/>
-        </w:rPr>
-        <w:t xml:space="preserve">期望结果</w:t>
-      </w:r>
-    </w:p>
-    <w:p>
-      <w:pPr>
-        <w:spacing w:before="0" w:after="90" w:line="360" w:lineRule="auto"/>
-      </w:pPr>
-      <w:r>
-        <w:rPr>
-          <w:rFonts w:ascii="Microsoft YaHei" w:hAnsi="Microsoft YaHei" w:eastAsia="Microsoft YaHei"/>
-          <w:sz w:val="20"/>
-        </w:rPr>
-        <w:t xml:space="preserve">老人负责讲述和确认内容，子女负责操作辅助，共同完成一份个人传记初稿。</w:t>
-      </w:r>
-    </w:p>
-    <w:p>
-      <w:pPr>
-        <w:pStyle w:val="Heading2"/>
-        <w:spacing w:before="220" w:after="100" w:line="360" w:lineRule="auto"/>
-      </w:pPr>
-      <w:r>
-        <w:rPr>
-          <w:rFonts w:ascii="Microsoft YaHei" w:hAnsi="Microsoft YaHei" w:eastAsia="Microsoft YaHei"/>
-          <w:b/>
-          <w:color w:val="285F8F"/>
-          <w:sz w:val="24"/>
-        </w:rPr>
-        <w:t xml:space="preserve">4.3 场景三：老人分多次记录同一主题</w:t>
-      </w:r>
-    </w:p>
-    <w:p>
-      <w:pPr>
-        <w:pStyle w:val="Heading3"/>
-        <w:spacing w:before="150" w:after="60" w:line="360" w:lineRule="auto"/>
-      </w:pPr>
-      <w:r>
-        <w:rPr>
-          <w:rFonts w:ascii="Microsoft YaHei" w:hAnsi="Microsoft YaHei" w:eastAsia="Microsoft YaHei"/>
-          <w:b/>
-          <w:color w:val="3D617F"/>
-          <w:sz w:val="21"/>
-        </w:rPr>
-        <w:t xml:space="preserve">用户动机</w:t>
-      </w:r>
-    </w:p>
-    <w:p>
-      <w:pPr>
-        <w:spacing w:before="0" w:after="90" w:line="360" w:lineRule="auto"/>
-      </w:pPr>
-      <w:r>
-        <w:rPr>
-          <w:rFonts w:ascii="Microsoft YaHei" w:hAnsi="Microsoft YaHei" w:eastAsia="Microsoft YaHei"/>
-          <w:sz w:val="20"/>
-        </w:rPr>
-        <w:t xml:space="preserve">老人一次无法讲完完整故事，希望分多次录制童年、工作经历和家庭生活。</w:t>
-      </w:r>
-    </w:p>
-    <w:p>
-      <w:pPr>
-        <w:pStyle w:val="Heading3"/>
-        <w:spacing w:before="150" w:after="60" w:line="360" w:lineRule="auto"/>
-      </w:pPr>
-      <w:r>
-        <w:rPr>
-          <w:rFonts w:ascii="Microsoft YaHei" w:hAnsi="Microsoft YaHei" w:eastAsia="Microsoft YaHei"/>
-          <w:b/>
-          <w:color w:val="3D617F"/>
-          <w:sz w:val="21"/>
-        </w:rPr>
-        <w:t xml:space="preserve">操作步骤</w:t>
-      </w:r>
-    </w:p>
-    <w:p>
-      <w:pPr>
-        <w:spacing w:before="0" w:after="50" w:line="360" w:lineRule="auto"/>
-      </w:pPr>
-      <w:r>
-        <w:rPr>
-          <w:rFonts w:ascii="Microsoft YaHei" w:hAnsi="Microsoft YaHei" w:eastAsia="Microsoft YaHei"/>
-          <w:sz w:val="20"/>
-        </w:rPr>
         <w:t xml:space="preserve">1. 新建主题记录，例如“我的一生”；</w:t>
       </w:r>
     </w:p>
@@ -1758,43 +1741,43 @@
           <w:rFonts w:ascii="Microsoft YaHei" w:hAnsi="Microsoft YaHei" w:eastAsia="Microsoft YaHei"/>
           <w:sz w:val="20"/>
         </w:rPr>
-        <w:t xml:space="preserve">1. 分次录制不同阶段的经历；</w:t>
-      </w:r>
-    </w:p>
-    <w:p>
-      <w:pPr>
-        <w:spacing w:before="0" w:after="50" w:line="360" w:lineRule="auto"/>
-      </w:pPr>
-      <w:r>
-        <w:rPr>
-          <w:rFonts w:ascii="Microsoft YaHei" w:hAnsi="Microsoft YaHei" w:eastAsia="Microsoft YaHei"/>
-          <w:sz w:val="20"/>
-        </w:rPr>
-        <w:t xml:space="preserve">1. 每次确认音频并完成转写和润色；</w:t>
-      </w:r>
-    </w:p>
-    <w:p>
-      <w:pPr>
-        <w:spacing w:before="0" w:after="50" w:line="360" w:lineRule="auto"/>
-      </w:pPr>
-      <w:r>
-        <w:rPr>
-          <w:rFonts w:ascii="Microsoft YaHei" w:hAnsi="Microsoft YaHei" w:eastAsia="Microsoft YaHei"/>
-          <w:sz w:val="20"/>
-        </w:rPr>
-        <w:t xml:space="preserve">1. 再次进入记录，继续补充内容；</w:t>
-      </w:r>
-    </w:p>
-    <w:p>
-      <w:pPr>
-        <w:spacing w:before="0" w:after="50" w:line="360" w:lineRule="auto"/>
-      </w:pPr>
-      <w:r>
-        <w:rPr>
-          <w:rFonts w:ascii="Microsoft YaHei" w:hAnsi="Microsoft YaHei" w:eastAsia="Microsoft YaHei"/>
-          <w:sz w:val="20"/>
-        </w:rPr>
-        <w:t xml:space="preserve">1. 统一检查标题和正文后导出完整文档。</w:t>
+        <w:t xml:space="preserve">2. 分次录制不同阶段的经历；</w:t>
+      </w:r>
+    </w:p>
+    <w:p>
+      <w:pPr>
+        <w:spacing w:before="0" w:after="50" w:line="360" w:lineRule="auto"/>
+      </w:pPr>
+      <w:r>
+        <w:rPr>
+          <w:rFonts w:ascii="Microsoft YaHei" w:hAnsi="Microsoft YaHei" w:eastAsia="Microsoft YaHei"/>
+          <w:sz w:val="20"/>
+        </w:rPr>
+        <w:t xml:space="preserve">3. 每次确认音频并完成转写和润色；</w:t>
+      </w:r>
+    </w:p>
+    <w:p>
+      <w:pPr>
+        <w:spacing w:before="0" w:after="50" w:line="360" w:lineRule="auto"/>
+      </w:pPr>
+      <w:r>
+        <w:rPr>
+          <w:rFonts w:ascii="Microsoft YaHei" w:hAnsi="Microsoft YaHei" w:eastAsia="Microsoft YaHei"/>
+          <w:sz w:val="20"/>
+        </w:rPr>
+        <w:t xml:space="preserve">4. 再次进入记录，继续补充内容；</w:t>
+      </w:r>
+    </w:p>
+    <w:p>
+      <w:pPr>
+        <w:spacing w:before="0" w:after="50" w:line="360" w:lineRule="auto"/>
+      </w:pPr>
+      <w:r>
+        <w:rPr>
+          <w:rFonts w:ascii="Microsoft YaHei" w:hAnsi="Microsoft YaHei" w:eastAsia="Microsoft YaHei"/>
+          <w:sz w:val="20"/>
+        </w:rPr>
+        <w:t xml:space="preserve">5. 统一检查标题和正文后导出完整文档。</w:t>
       </w:r>
     </w:p>
     <w:p>
@@ -2888,55 +2871,55 @@
           <w:rFonts w:ascii="Microsoft YaHei" w:hAnsi="Microsoft YaHei" w:eastAsia="Microsoft YaHei"/>
           <w:sz w:val="20"/>
         </w:rPr>
-        <w:t xml:space="preserve">1. 用户在线编辑后的内容以最终编辑结果为准。</w:t>
-      </w:r>
-    </w:p>
-    <w:p>
-      <w:pPr>
-        <w:spacing w:before="0" w:after="50" w:line="360" w:lineRule="auto"/>
-      </w:pPr>
-      <w:r>
-        <w:rPr>
-          <w:rFonts w:ascii="Microsoft YaHei" w:hAnsi="Microsoft YaHei" w:eastAsia="Microsoft YaHei"/>
-          <w:sz w:val="20"/>
-        </w:rPr>
-        <w:t xml:space="preserve">1. AI 生成内容不能覆盖原始转写文本。</w:t>
-      </w:r>
-    </w:p>
-    <w:p>
-      <w:pPr>
-        <w:spacing w:before="0" w:after="50" w:line="360" w:lineRule="auto"/>
-      </w:pPr>
-      <w:r>
-        <w:rPr>
-          <w:rFonts w:ascii="Microsoft YaHei" w:hAnsi="Microsoft YaHei" w:eastAsia="Microsoft YaHei"/>
-          <w:sz w:val="20"/>
-        </w:rPr>
-        <w:t xml:space="preserve">1. 页面需要明确提示用户核对 AI 生成内容。</w:t>
-      </w:r>
-    </w:p>
-    <w:p>
-      <w:pPr>
-        <w:spacing w:before="0" w:after="50" w:line="360" w:lineRule="auto"/>
-      </w:pPr>
-      <w:r>
-        <w:rPr>
-          <w:rFonts w:ascii="Microsoft YaHei" w:hAnsi="Microsoft YaHei" w:eastAsia="Microsoft YaHei"/>
-          <w:sz w:val="20"/>
-        </w:rPr>
-        <w:t xml:space="preserve">1. MVP 不建立历史版本记录，updated_at 只表示最近修改时间。</w:t>
-      </w:r>
-    </w:p>
-    <w:p>
-      <w:pPr>
-        <w:spacing w:before="0" w:after="50" w:line="360" w:lineRule="auto"/>
-      </w:pPr>
-      <w:r>
-        <w:rPr>
-          <w:rFonts w:ascii="Microsoft YaHei" w:hAnsi="Microsoft YaHei" w:eastAsia="Microsoft YaHei"/>
-          <w:sz w:val="20"/>
-        </w:rPr>
-        <w:t xml:space="preserve">1. 由于产品不提供云同步，数据保存范围应在技术方案中明确。</w:t>
+        <w:t xml:space="preserve">2. 用户在线编辑后的内容以最终编辑结果为准。</w:t>
+      </w:r>
+    </w:p>
+    <w:p>
+      <w:pPr>
+        <w:spacing w:before="0" w:after="50" w:line="360" w:lineRule="auto"/>
+      </w:pPr>
+      <w:r>
+        <w:rPr>
+          <w:rFonts w:ascii="Microsoft YaHei" w:hAnsi="Microsoft YaHei" w:eastAsia="Microsoft YaHei"/>
+          <w:sz w:val="20"/>
+        </w:rPr>
+        <w:t xml:space="preserve">3. AI 生成内容不能覆盖原始转写文本。</w:t>
+      </w:r>
+    </w:p>
+    <w:p>
+      <w:pPr>
+        <w:spacing w:before="0" w:after="50" w:line="360" w:lineRule="auto"/>
+      </w:pPr>
+      <w:r>
+        <w:rPr>
+          <w:rFonts w:ascii="Microsoft YaHei" w:hAnsi="Microsoft YaHei" w:eastAsia="Microsoft YaHei"/>
+          <w:sz w:val="20"/>
+        </w:rPr>
+        <w:t xml:space="preserve">4. 页面需要明确提示用户核对 AI 生成内容。</w:t>
+      </w:r>
+    </w:p>
+    <w:p>
+      <w:pPr>
+        <w:spacing w:before="0" w:after="50" w:line="360" w:lineRule="auto"/>
+      </w:pPr>
+      <w:r>
+        <w:rPr>
+          <w:rFonts w:ascii="Microsoft YaHei" w:hAnsi="Microsoft YaHei" w:eastAsia="Microsoft YaHei"/>
+          <w:sz w:val="20"/>
+        </w:rPr>
+        <w:t xml:space="preserve">5. MVP 不建立历史版本记录，updated_at 只表示最近修改时间。</w:t>
+      </w:r>
+    </w:p>
+    <w:p>
+      <w:pPr>
+        <w:spacing w:before="0" w:after="50" w:line="360" w:lineRule="auto"/>
+      </w:pPr>
+      <w:r>
+        <w:rPr>
+          <w:rFonts w:ascii="Microsoft YaHei" w:hAnsi="Microsoft YaHei" w:eastAsia="Microsoft YaHei"/>
+          <w:sz w:val="20"/>
+        </w:rPr>
+        <w:t xml:space="preserve">6. 由于产品不提供云同步，数据保存范围应在技术方案中明确。</w:t>
       </w:r>
     </w:p>
     <w:p>
@@ -3068,43 +3051,43 @@
           <w:rFonts w:ascii="Microsoft YaHei" w:hAnsi="Microsoft YaHei" w:eastAsia="Microsoft YaHei"/>
           <w:sz w:val="20"/>
         </w:rPr>
-        <w:t xml:space="preserve">1. 点击“新建口述记录”；</w:t>
-      </w:r>
-    </w:p>
-    <w:p>
-      <w:pPr>
-        <w:spacing w:before="0" w:after="50" w:line="360" w:lineRule="auto"/>
-      </w:pPr>
-      <w:r>
-        <w:rPr>
-          <w:rFonts w:ascii="Microsoft YaHei" w:hAnsi="Microsoft YaHei" w:eastAsia="Microsoft YaHei"/>
-          <w:sz w:val="20"/>
-        </w:rPr>
-        <w:t xml:space="preserve">1. 输入记录标题；</w:t>
-      </w:r>
-    </w:p>
-    <w:p>
-      <w:pPr>
-        <w:spacing w:before="0" w:after="50" w:line="360" w:lineRule="auto"/>
-      </w:pPr>
-      <w:r>
-        <w:rPr>
-          <w:rFonts w:ascii="Microsoft YaHei" w:hAnsi="Microsoft YaHei" w:eastAsia="Microsoft YaHei"/>
-          <w:sz w:val="20"/>
-        </w:rPr>
-        <w:t xml:space="preserve">1. 点击“开始记录”；</w:t>
-      </w:r>
-    </w:p>
-    <w:p>
-      <w:pPr>
-        <w:spacing w:before="0" w:after="50" w:line="360" w:lineRule="auto"/>
-      </w:pPr>
-      <w:r>
-        <w:rPr>
-          <w:rFonts w:ascii="Microsoft YaHei" w:hAnsi="Microsoft YaHei" w:eastAsia="Microsoft YaHei"/>
-          <w:sz w:val="20"/>
-        </w:rPr>
-        <w:t xml:space="preserve">1. 进入口述录入页面。</w:t>
+        <w:t xml:space="preserve">2. 点击“新建口述记录”；</w:t>
+      </w:r>
+    </w:p>
+    <w:p>
+      <w:pPr>
+        <w:spacing w:before="0" w:after="50" w:line="360" w:lineRule="auto"/>
+      </w:pPr>
+      <w:r>
+        <w:rPr>
+          <w:rFonts w:ascii="Microsoft YaHei" w:hAnsi="Microsoft YaHei" w:eastAsia="Microsoft YaHei"/>
+          <w:sz w:val="20"/>
+        </w:rPr>
+        <w:t xml:space="preserve">3. 输入记录标题；</w:t>
+      </w:r>
+    </w:p>
+    <w:p>
+      <w:pPr>
+        <w:spacing w:before="0" w:after="50" w:line="360" w:lineRule="auto"/>
+      </w:pPr>
+      <w:r>
+        <w:rPr>
+          <w:rFonts w:ascii="Microsoft YaHei" w:hAnsi="Microsoft YaHei" w:eastAsia="Microsoft YaHei"/>
+          <w:sz w:val="20"/>
+        </w:rPr>
+        <w:t xml:space="preserve">4. 点击“开始记录”；</w:t>
+      </w:r>
+    </w:p>
+    <w:p>
+      <w:pPr>
+        <w:spacing w:before="0" w:after="50" w:line="360" w:lineRule="auto"/>
+      </w:pPr>
+      <w:r>
+        <w:rPr>
+          <w:rFonts w:ascii="Microsoft YaHei" w:hAnsi="Microsoft YaHei" w:eastAsia="Microsoft YaHei"/>
+          <w:sz w:val="20"/>
+        </w:rPr>
+        <w:t xml:space="preserve">5. 进入口述录入页面。</w:t>
       </w:r>
     </w:p>
     <w:p>
@@ -3209,31 +3192,31 @@
           <w:rFonts w:ascii="Microsoft YaHei" w:hAnsi="Microsoft YaHei" w:eastAsia="Microsoft YaHei"/>
           <w:sz w:val="20"/>
         </w:rPr>
-        <w:t xml:space="preserve">1. 点击“开始录音”；</w:t>
-      </w:r>
-    </w:p>
-    <w:p>
-      <w:pPr>
-        <w:spacing w:before="0" w:after="50" w:line="360" w:lineRule="auto"/>
-      </w:pPr>
-      <w:r>
-        <w:rPr>
-          <w:rFonts w:ascii="Microsoft YaHei" w:hAnsi="Microsoft YaHei" w:eastAsia="Microsoft YaHei"/>
-          <w:sz w:val="20"/>
-        </w:rPr>
-        <w:t xml:space="preserve">1. 系统创建 story_id，保存标题和 created_at；</w:t>
-      </w:r>
-    </w:p>
-    <w:p>
-      <w:pPr>
-        <w:spacing w:before="0" w:after="50" w:line="360" w:lineRule="auto"/>
-      </w:pPr>
-      <w:r>
-        <w:rPr>
-          <w:rFonts w:ascii="Microsoft YaHei" w:hAnsi="Microsoft YaHei" w:eastAsia="Microsoft YaHei"/>
-          <w:sz w:val="20"/>
-        </w:rPr>
-        <w:t xml:space="preserve">1. 进入录音页面。</w:t>
+        <w:t xml:space="preserve">2. 点击“开始录音”；</w:t>
+      </w:r>
+    </w:p>
+    <w:p>
+      <w:pPr>
+        <w:spacing w:before="0" w:after="50" w:line="360" w:lineRule="auto"/>
+      </w:pPr>
+      <w:r>
+        <w:rPr>
+          <w:rFonts w:ascii="Microsoft YaHei" w:hAnsi="Microsoft YaHei" w:eastAsia="Microsoft YaHei"/>
+          <w:sz w:val="20"/>
+        </w:rPr>
+        <w:t xml:space="preserve">3. 系统创建 story_id，保存标题和 created_at；</w:t>
+      </w:r>
+    </w:p>
+    <w:p>
+      <w:pPr>
+        <w:spacing w:before="0" w:after="50" w:line="360" w:lineRule="auto"/>
+      </w:pPr>
+      <w:r>
+        <w:rPr>
+          <w:rFonts w:ascii="Microsoft YaHei" w:hAnsi="Microsoft YaHei" w:eastAsia="Microsoft YaHei"/>
+          <w:sz w:val="20"/>
+        </w:rPr>
+        <w:t xml:space="preserve">4. 进入录音页面。</w:t>
       </w:r>
     </w:p>
     <w:p>
@@ -3350,55 +3333,55 @@
           <w:rFonts w:ascii="Microsoft YaHei" w:hAnsi="Microsoft YaHei" w:eastAsia="Microsoft YaHei"/>
           <w:sz w:val="20"/>
         </w:rPr>
-        <w:t xml:space="preserve">1. 开始口述，页面显示“正在录音”和时长；</w:t>
-      </w:r>
-    </w:p>
-    <w:p>
-      <w:pPr>
-        <w:spacing w:before="0" w:after="50" w:line="360" w:lineRule="auto"/>
-      </w:pPr>
-      <w:r>
-        <w:rPr>
-          <w:rFonts w:ascii="Microsoft YaHei" w:hAnsi="Microsoft YaHei" w:eastAsia="Microsoft YaHei"/>
-          <w:sz w:val="20"/>
-        </w:rPr>
-        <w:t xml:space="preserve">1. 可暂停、继续或结束录音；</w:t>
-      </w:r>
-    </w:p>
-    <w:p>
-      <w:pPr>
-        <w:spacing w:before="0" w:after="50" w:line="360" w:lineRule="auto"/>
-      </w:pPr>
-      <w:r>
-        <w:rPr>
-          <w:rFonts w:ascii="Microsoft YaHei" w:hAnsi="Microsoft YaHei" w:eastAsia="Microsoft YaHei"/>
-          <w:sz w:val="20"/>
-        </w:rPr>
-        <w:t xml:space="preserve">1. 结束后播放录音检查内容；</w:t>
-      </w:r>
-    </w:p>
-    <w:p>
-      <w:pPr>
-        <w:spacing w:before="0" w:after="50" w:line="360" w:lineRule="auto"/>
-      </w:pPr>
-      <w:r>
-        <w:rPr>
-          <w:rFonts w:ascii="Microsoft YaHei" w:hAnsi="Microsoft YaHei" w:eastAsia="Microsoft YaHei"/>
-          <w:sz w:val="20"/>
-        </w:rPr>
-        <w:t xml:space="preserve">1. 选择“重新录制”或“确认录音”；</w:t>
-      </w:r>
-    </w:p>
-    <w:p>
-      <w:pPr>
-        <w:spacing w:before="0" w:after="50" w:line="360" w:lineRule="auto"/>
-      </w:pPr>
-      <w:r>
-        <w:rPr>
-          <w:rFonts w:ascii="Microsoft YaHei" w:hAnsi="Microsoft YaHei" w:eastAsia="Microsoft YaHei"/>
-          <w:sz w:val="20"/>
-        </w:rPr>
-        <w:t xml:space="preserve">1. 确认后进入转写页面。</w:t>
+        <w:t xml:space="preserve">2. 开始口述，页面显示“正在录音”和时长；</w:t>
+      </w:r>
+    </w:p>
+    <w:p>
+      <w:pPr>
+        <w:spacing w:before="0" w:after="50" w:line="360" w:lineRule="auto"/>
+      </w:pPr>
+      <w:r>
+        <w:rPr>
+          <w:rFonts w:ascii="Microsoft YaHei" w:hAnsi="Microsoft YaHei" w:eastAsia="Microsoft YaHei"/>
+          <w:sz w:val="20"/>
+        </w:rPr>
+        <w:t xml:space="preserve">3. 可暂停、继续或结束录音；</w:t>
+      </w:r>
+    </w:p>
+    <w:p>
+      <w:pPr>
+        <w:spacing w:before="0" w:after="50" w:line="360" w:lineRule="auto"/>
+      </w:pPr>
+      <w:r>
+        <w:rPr>
+          <w:rFonts w:ascii="Microsoft YaHei" w:hAnsi="Microsoft YaHei" w:eastAsia="Microsoft YaHei"/>
+          <w:sz w:val="20"/>
+        </w:rPr>
+        <w:t xml:space="preserve">4. 结束后播放录音检查内容；</w:t>
+      </w:r>
+    </w:p>
+    <w:p>
+      <w:pPr>
+        <w:spacing w:before="0" w:after="50" w:line="360" w:lineRule="auto"/>
+      </w:pPr>
+      <w:r>
+        <w:rPr>
+          <w:rFonts w:ascii="Microsoft YaHei" w:hAnsi="Microsoft YaHei" w:eastAsia="Microsoft YaHei"/>
+          <w:sz w:val="20"/>
+        </w:rPr>
+        <w:t xml:space="preserve">5. 选择“重新录制”或“确认录音”；</w:t>
+      </w:r>
+    </w:p>
+    <w:p>
+      <w:pPr>
+        <w:spacing w:before="0" w:after="50" w:line="360" w:lineRule="auto"/>
+      </w:pPr>
+      <w:r>
+        <w:rPr>
+          <w:rFonts w:ascii="Microsoft YaHei" w:hAnsi="Microsoft YaHei" w:eastAsia="Microsoft YaHei"/>
+          <w:sz w:val="20"/>
+        </w:rPr>
+        <w:t xml:space="preserve">6. 确认后进入转写页面。</w:t>
       </w:r>
     </w:p>
     <w:p>
@@ -3437,43 +3420,43 @@
           <w:rFonts w:ascii="Microsoft YaHei" w:hAnsi="Microsoft YaHei" w:eastAsia="Microsoft YaHei"/>
           <w:sz w:val="20"/>
         </w:rPr>
-        <w:t xml:space="preserve">1. 选择本地音频文件；</w:t>
-      </w:r>
-    </w:p>
-    <w:p>
-      <w:pPr>
-        <w:spacing w:before="0" w:after="50" w:line="360" w:lineRule="auto"/>
-      </w:pPr>
-      <w:r>
-        <w:rPr>
-          <w:rFonts w:ascii="Microsoft YaHei" w:hAnsi="Microsoft YaHei" w:eastAsia="Microsoft YaHei"/>
-          <w:sz w:val="20"/>
-        </w:rPr>
-        <w:t xml:space="preserve">1. 系统检查格式和时长；</w:t>
-      </w:r>
-    </w:p>
-    <w:p>
-      <w:pPr>
-        <w:spacing w:before="0" w:after="50" w:line="360" w:lineRule="auto"/>
-      </w:pPr>
-      <w:r>
-        <w:rPr>
-          <w:rFonts w:ascii="Microsoft YaHei" w:hAnsi="Microsoft YaHei" w:eastAsia="Microsoft YaHei"/>
-          <w:sz w:val="20"/>
-        </w:rPr>
-        <w:t xml:space="preserve">1. 通过后显示文件名和时长；</w:t>
-      </w:r>
-    </w:p>
-    <w:p>
-      <w:pPr>
-        <w:spacing w:before="0" w:after="50" w:line="360" w:lineRule="auto"/>
-      </w:pPr>
-      <w:r>
-        <w:rPr>
-          <w:rFonts w:ascii="Microsoft YaHei" w:hAnsi="Microsoft YaHei" w:eastAsia="Microsoft YaHei"/>
-          <w:sz w:val="20"/>
-        </w:rPr>
-        <w:t xml:space="preserve">1. 点击“确认音频”进入转写页面。</w:t>
+        <w:t xml:space="preserve">2. 选择本地音频文件；</w:t>
+      </w:r>
+    </w:p>
+    <w:p>
+      <w:pPr>
+        <w:spacing w:before="0" w:after="50" w:line="360" w:lineRule="auto"/>
+      </w:pPr>
+      <w:r>
+        <w:rPr>
+          <w:rFonts w:ascii="Microsoft YaHei" w:hAnsi="Microsoft YaHei" w:eastAsia="Microsoft YaHei"/>
+          <w:sz w:val="20"/>
+        </w:rPr>
+        <w:t xml:space="preserve">3. 系统检查格式和时长；</w:t>
+      </w:r>
+    </w:p>
+    <w:p>
+      <w:pPr>
+        <w:spacing w:before="0" w:after="50" w:line="360" w:lineRule="auto"/>
+      </w:pPr>
+      <w:r>
+        <w:rPr>
+          <w:rFonts w:ascii="Microsoft YaHei" w:hAnsi="Microsoft YaHei" w:eastAsia="Microsoft YaHei"/>
+          <w:sz w:val="20"/>
+        </w:rPr>
+        <w:t xml:space="preserve">4. 通过后显示文件名和时长；</w:t>
+      </w:r>
+    </w:p>
+    <w:p>
+      <w:pPr>
+        <w:spacing w:before="0" w:after="50" w:line="360" w:lineRule="auto"/>
+      </w:pPr>
+      <w:r>
+        <w:rPr>
+          <w:rFonts w:ascii="Microsoft YaHei" w:hAnsi="Microsoft YaHei" w:eastAsia="Microsoft YaHei"/>
+          <w:sz w:val="20"/>
+        </w:rPr>
+        <w:t xml:space="preserve">5. 点击“确认音频”进入转写页面。</w:t>
       </w:r>
     </w:p>
     <w:p>
@@ -3614,67 +3597,67 @@
           <w:rFonts w:ascii="Microsoft YaHei" w:hAnsi="Microsoft YaHei" w:eastAsia="Microsoft YaHei"/>
           <w:sz w:val="20"/>
         </w:rPr>
-        <w:t xml:space="preserve">1. 显示“正在识别语音”；</w:t>
-      </w:r>
-    </w:p>
-    <w:p>
-      <w:pPr>
-        <w:spacing w:before="0" w:after="50" w:line="360" w:lineRule="auto"/>
-      </w:pPr>
-      <w:r>
-        <w:rPr>
-          <w:rFonts w:ascii="Microsoft YaHei" w:hAnsi="Microsoft YaHei" w:eastAsia="Microsoft YaHei"/>
-          <w:sz w:val="20"/>
-        </w:rPr>
-        <w:t xml:space="preserve">1. 转写完成后展示原始转写文本；</w:t>
-      </w:r>
-    </w:p>
-    <w:p>
-      <w:pPr>
-        <w:spacing w:before="0" w:after="50" w:line="360" w:lineRule="auto"/>
-      </w:pPr>
-      <w:r>
-        <w:rPr>
-          <w:rFonts w:ascii="Microsoft YaHei" w:hAnsi="Microsoft YaHei" w:eastAsia="Microsoft YaHei"/>
-          <w:sz w:val="20"/>
-        </w:rPr>
-        <w:t xml:space="preserve">1. 点击“生成传记初稿”；</w:t>
-      </w:r>
-    </w:p>
-    <w:p>
-      <w:pPr>
-        <w:spacing w:before="0" w:after="50" w:line="360" w:lineRule="auto"/>
-      </w:pPr>
-      <w:r>
-        <w:rPr>
-          <w:rFonts w:ascii="Microsoft YaHei" w:hAnsi="Microsoft YaHei" w:eastAsia="Microsoft YaHei"/>
-          <w:sz w:val="20"/>
-        </w:rPr>
-        <w:t xml:space="preserve">1. 显示“AI 正在整理内容”；</w:t>
-      </w:r>
-    </w:p>
-    <w:p>
-      <w:pPr>
-        <w:spacing w:before="0" w:after="50" w:line="360" w:lineRule="auto"/>
-      </w:pPr>
-      <w:r>
-        <w:rPr>
-          <w:rFonts w:ascii="Microsoft YaHei" w:hAnsi="Microsoft YaHei" w:eastAsia="Microsoft YaHei"/>
-          <w:sz w:val="20"/>
-        </w:rPr>
-        <w:t xml:space="preserve">1. 展示 AI 润色文本并提示核对事实；</w:t>
-      </w:r>
-    </w:p>
-    <w:p>
-      <w:pPr>
-        <w:spacing w:before="0" w:after="50" w:line="360" w:lineRule="auto"/>
-      </w:pPr>
-      <w:r>
-        <w:rPr>
-          <w:rFonts w:ascii="Microsoft YaHei" w:hAnsi="Microsoft YaHei" w:eastAsia="Microsoft YaHei"/>
-          <w:sz w:val="20"/>
-        </w:rPr>
-        <w:t xml:space="preserve">1. 点击“进入编辑”。</w:t>
+        <w:t xml:space="preserve">2. 显示“正在识别语音”；</w:t>
+      </w:r>
+    </w:p>
+    <w:p>
+      <w:pPr>
+        <w:spacing w:before="0" w:after="50" w:line="360" w:lineRule="auto"/>
+      </w:pPr>
+      <w:r>
+        <w:rPr>
+          <w:rFonts w:ascii="Microsoft YaHei" w:hAnsi="Microsoft YaHei" w:eastAsia="Microsoft YaHei"/>
+          <w:sz w:val="20"/>
+        </w:rPr>
+        <w:t xml:space="preserve">3. 转写完成后展示原始转写文本；</w:t>
+      </w:r>
+    </w:p>
+    <w:p>
+      <w:pPr>
+        <w:spacing w:before="0" w:after="50" w:line="360" w:lineRule="auto"/>
+      </w:pPr>
+      <w:r>
+        <w:rPr>
+          <w:rFonts w:ascii="Microsoft YaHei" w:hAnsi="Microsoft YaHei" w:eastAsia="Microsoft YaHei"/>
+          <w:sz w:val="20"/>
+        </w:rPr>
+        <w:t xml:space="preserve">4. 点击“生成传记初稿”；</w:t>
+      </w:r>
+    </w:p>
+    <w:p>
+      <w:pPr>
+        <w:spacing w:before="0" w:after="50" w:line="360" w:lineRule="auto"/>
+      </w:pPr>
+      <w:r>
+        <w:rPr>
+          <w:rFonts w:ascii="Microsoft YaHei" w:hAnsi="Microsoft YaHei" w:eastAsia="Microsoft YaHei"/>
+          <w:sz w:val="20"/>
+        </w:rPr>
+        <w:t xml:space="preserve">5. 显示“AI 正在整理内容”；</w:t>
+      </w:r>
+    </w:p>
+    <w:p>
+      <w:pPr>
+        <w:spacing w:before="0" w:after="50" w:line="360" w:lineRule="auto"/>
+      </w:pPr>
+      <w:r>
+        <w:rPr>
+          <w:rFonts w:ascii="Microsoft YaHei" w:hAnsi="Microsoft YaHei" w:eastAsia="Microsoft YaHei"/>
+          <w:sz w:val="20"/>
+        </w:rPr>
+        <w:t xml:space="preserve">6. 展示 AI 润色文本并提示核对事实；</w:t>
+      </w:r>
+    </w:p>
+    <w:p>
+      <w:pPr>
+        <w:spacing w:before="0" w:after="50" w:line="360" w:lineRule="auto"/>
+      </w:pPr>
+      <w:r>
+        <w:rPr>
+          <w:rFonts w:ascii="Microsoft YaHei" w:hAnsi="Microsoft YaHei" w:eastAsia="Microsoft YaHei"/>
+          <w:sz w:val="20"/>
+        </w:rPr>
+        <w:t xml:space="preserve">7. 点击“进入编辑”。</w:t>
       </w:r>
     </w:p>
     <w:p>
@@ -3791,43 +3774,43 @@
           <w:rFonts w:ascii="Microsoft YaHei" w:hAnsi="Microsoft YaHei" w:eastAsia="Microsoft YaHei"/>
           <w:sz w:val="20"/>
         </w:rPr>
-        <w:t xml:space="preserve">1. 修改标题或正文；</w:t>
-      </w:r>
-    </w:p>
-    <w:p>
-      <w:pPr>
-        <w:spacing w:before="0" w:after="50" w:line="360" w:lineRule="auto"/>
-      </w:pPr>
-      <w:r>
-        <w:rPr>
-          <w:rFonts w:ascii="Microsoft YaHei" w:hAnsi="Microsoft YaHei" w:eastAsia="Microsoft YaHei"/>
-          <w:sz w:val="20"/>
-        </w:rPr>
-        <w:t xml:space="preserve">1. 点击“保存内容”；</w:t>
-      </w:r>
-    </w:p>
-    <w:p>
-      <w:pPr>
-        <w:spacing w:before="0" w:after="50" w:line="360" w:lineRule="auto"/>
-      </w:pPr>
-      <w:r>
-        <w:rPr>
-          <w:rFonts w:ascii="Microsoft YaHei" w:hAnsi="Microsoft YaHei" w:eastAsia="Microsoft YaHei"/>
-          <w:sz w:val="20"/>
-        </w:rPr>
-        <w:t xml:space="preserve">1. 显示保存成功提示；</w:t>
-      </w:r>
-    </w:p>
-    <w:p>
-      <w:pPr>
-        <w:spacing w:before="0" w:after="50" w:line="360" w:lineRule="auto"/>
-      </w:pPr>
-      <w:r>
-        <w:rPr>
-          <w:rFonts w:ascii="Microsoft YaHei" w:hAnsi="Microsoft YaHei" w:eastAsia="Microsoft YaHei"/>
-          <w:sz w:val="20"/>
-        </w:rPr>
-        <w:t xml:space="preserve">1. 点击“导出文档”进入导出流程。</w:t>
+        <w:t xml:space="preserve">2. 修改标题或正文；</w:t>
+      </w:r>
+    </w:p>
+    <w:p>
+      <w:pPr>
+        <w:spacing w:before="0" w:after="50" w:line="360" w:lineRule="auto"/>
+      </w:pPr>
+      <w:r>
+        <w:rPr>
+          <w:rFonts w:ascii="Microsoft YaHei" w:hAnsi="Microsoft YaHei" w:eastAsia="Microsoft YaHei"/>
+          <w:sz w:val="20"/>
+        </w:rPr>
+        <w:t xml:space="preserve">3. 点击“保存内容”；</w:t>
+      </w:r>
+    </w:p>
+    <w:p>
+      <w:pPr>
+        <w:spacing w:before="0" w:after="50" w:line="360" w:lineRule="auto"/>
+      </w:pPr>
+      <w:r>
+        <w:rPr>
+          <w:rFonts w:ascii="Microsoft YaHei" w:hAnsi="Microsoft YaHei" w:eastAsia="Microsoft YaHei"/>
+          <w:sz w:val="20"/>
+        </w:rPr>
+        <w:t xml:space="preserve">4. 显示保存成功提示；</w:t>
+      </w:r>
+    </w:p>
+    <w:p>
+      <w:pPr>
+        <w:spacing w:before="0" w:after="50" w:line="360" w:lineRule="auto"/>
+      </w:pPr>
+      <w:r>
+        <w:rPr>
+          <w:rFonts w:ascii="Microsoft YaHei" w:hAnsi="Microsoft YaHei" w:eastAsia="Microsoft YaHei"/>
+          <w:sz w:val="20"/>
+        </w:rPr>
+        <w:t xml:space="preserve">5. 点击“导出文档”进入导出流程。</w:t>
       </w:r>
     </w:p>
     <w:p>
@@ -3944,55 +3927,55 @@
           <w:rFonts w:ascii="Microsoft YaHei" w:hAnsi="Microsoft YaHei" w:eastAsia="Microsoft YaHei"/>
           <w:sz w:val="20"/>
         </w:rPr>
-        <w:t xml:space="preserve">1. 检查标题、正文和未保存修改；</w:t>
-      </w:r>
-    </w:p>
-    <w:p>
-      <w:pPr>
-        <w:spacing w:before="0" w:after="50" w:line="360" w:lineRule="auto"/>
-      </w:pPr>
-      <w:r>
-        <w:rPr>
-          <w:rFonts w:ascii="Microsoft YaHei" w:hAnsi="Microsoft YaHei" w:eastAsia="Microsoft YaHei"/>
-          <w:sz w:val="20"/>
-        </w:rPr>
-        <w:t xml:space="preserve">1. 如有未保存内容，提示先保存；</w:t>
-      </w:r>
-    </w:p>
-    <w:p>
-      <w:pPr>
-        <w:spacing w:before="0" w:after="50" w:line="360" w:lineRule="auto"/>
-      </w:pPr>
-      <w:r>
-        <w:rPr>
-          <w:rFonts w:ascii="Microsoft YaHei" w:hAnsi="Microsoft YaHei" w:eastAsia="Microsoft YaHei"/>
-          <w:sz w:val="20"/>
-        </w:rPr>
-        <w:t xml:space="preserve">1. 用户确认导出；</w:t>
-      </w:r>
-    </w:p>
-    <w:p>
-      <w:pPr>
-        <w:spacing w:before="0" w:after="50" w:line="360" w:lineRule="auto"/>
-      </w:pPr>
-      <w:r>
-        <w:rPr>
-          <w:rFonts w:ascii="Microsoft YaHei" w:hAnsi="Microsoft YaHei" w:eastAsia="Microsoft YaHei"/>
-          <w:sz w:val="20"/>
-        </w:rPr>
-        <w:t xml:space="preserve">1. 生成文件并开始下载；</w:t>
-      </w:r>
-    </w:p>
-    <w:p>
-      <w:pPr>
-        <w:spacing w:before="0" w:after="50" w:line="360" w:lineRule="auto"/>
-      </w:pPr>
-      <w:r>
-        <w:rPr>
-          <w:rFonts w:ascii="Microsoft YaHei" w:hAnsi="Microsoft YaHei" w:eastAsia="Microsoft YaHei"/>
-          <w:sz w:val="20"/>
-        </w:rPr>
-        <w:t xml:space="preserve">1. 显示导出结果。</w:t>
+        <w:t xml:space="preserve">2. 检查标题、正文和未保存修改；</w:t>
+      </w:r>
+    </w:p>
+    <w:p>
+      <w:pPr>
+        <w:spacing w:before="0" w:after="50" w:line="360" w:lineRule="auto"/>
+      </w:pPr>
+      <w:r>
+        <w:rPr>
+          <w:rFonts w:ascii="Microsoft YaHei" w:hAnsi="Microsoft YaHei" w:eastAsia="Microsoft YaHei"/>
+          <w:sz w:val="20"/>
+        </w:rPr>
+        <w:t xml:space="preserve">3. 如有未保存内容，提示先保存；</w:t>
+      </w:r>
+    </w:p>
+    <w:p>
+      <w:pPr>
+        <w:spacing w:before="0" w:after="50" w:line="360" w:lineRule="auto"/>
+      </w:pPr>
+      <w:r>
+        <w:rPr>
+          <w:rFonts w:ascii="Microsoft YaHei" w:hAnsi="Microsoft YaHei" w:eastAsia="Microsoft YaHei"/>
+          <w:sz w:val="20"/>
+        </w:rPr>
+        <w:t xml:space="preserve">4. 用户确认导出；</w:t>
+      </w:r>
+    </w:p>
+    <w:p>
+      <w:pPr>
+        <w:spacing w:before="0" w:after="50" w:line="360" w:lineRule="auto"/>
+      </w:pPr>
+      <w:r>
+        <w:rPr>
+          <w:rFonts w:ascii="Microsoft YaHei" w:hAnsi="Microsoft YaHei" w:eastAsia="Microsoft YaHei"/>
+          <w:sz w:val="20"/>
+        </w:rPr>
+        <w:t xml:space="preserve">5. 生成文件并开始下载；</w:t>
+      </w:r>
+    </w:p>
+    <w:p>
+      <w:pPr>
+        <w:spacing w:before="0" w:after="50" w:line="360" w:lineRule="auto"/>
+      </w:pPr>
+      <w:r>
+        <w:rPr>
+          <w:rFonts w:ascii="Microsoft YaHei" w:hAnsi="Microsoft YaHei" w:eastAsia="Microsoft YaHei"/>
+          <w:sz w:val="20"/>
+        </w:rPr>
+        <w:t xml:space="preserve">6. 显示导出结果。</w:t>
       </w:r>
     </w:p>
     <w:p>
@@ -4094,103 +4077,103 @@
           <w:rFonts w:ascii="Microsoft YaHei" w:hAnsi="Microsoft YaHei" w:eastAsia="Microsoft YaHei"/>
           <w:sz w:val="20"/>
         </w:rPr>
-        <w:t xml:space="preserve">1. 页面文字字号不小于 16px。重要提示、状态信息和错误信息不能使用过小字体。</w:t>
-      </w:r>
-    </w:p>
-    <w:p>
-      <w:pPr>
-        <w:spacing w:before="0" w:after="50" w:line="360" w:lineRule="auto"/>
-      </w:pPr>
-      <w:r>
-        <w:rPr>
-          <w:rFonts w:ascii="Microsoft YaHei" w:hAnsi="Microsoft YaHei" w:eastAsia="Microsoft YaHei"/>
-          <w:sz w:val="20"/>
-        </w:rPr>
-        <w:t xml:space="preserve">1. 每页只设置一个主要操作按钮。主要按钮应对应当前页面最重要的下一步动作。</w:t>
-      </w:r>
-    </w:p>
-    <w:p>
-      <w:pPr>
-        <w:spacing w:before="0" w:after="50" w:line="360" w:lineRule="auto"/>
-      </w:pPr>
-      <w:r>
-        <w:rPr>
-          <w:rFonts w:ascii="Microsoft YaHei" w:hAnsi="Microsoft YaHei" w:eastAsia="Microsoft YaHei"/>
-          <w:sz w:val="20"/>
-        </w:rPr>
-        <w:t xml:space="preserve">1. 语音输入作为首选录入方式。“开始录音”应比“上传音频”等备用入口更加醒目。</w:t>
-      </w:r>
-    </w:p>
-    <w:p>
-      <w:pPr>
-        <w:spacing w:before="0" w:after="50" w:line="360" w:lineRule="auto"/>
-      </w:pPr>
-      <w:r>
-        <w:rPr>
-          <w:rFonts w:ascii="Microsoft YaHei" w:hAnsi="Microsoft YaHei" w:eastAsia="Microsoft YaHei"/>
-          <w:sz w:val="20"/>
-        </w:rPr>
-        <w:t xml:space="preserve">1. 所有操作反馈必须有明确的文字提示。不得只通过颜色、图标或动画表示成功、失败和处理中状态。</w:t>
-      </w:r>
-    </w:p>
-    <w:p>
-      <w:pPr>
-        <w:spacing w:before="0" w:after="50" w:line="360" w:lineRule="auto"/>
-      </w:pPr>
-      <w:r>
-        <w:rPr>
-          <w:rFonts w:ascii="Microsoft YaHei" w:hAnsi="Microsoft YaHei" w:eastAsia="Microsoft YaHei"/>
-          <w:sz w:val="20"/>
-        </w:rPr>
-        <w:t xml:space="preserve">1. 尽量减少同时出现的选择项。每个页面只展示完成当前步骤所必需的功能。</w:t>
-      </w:r>
-    </w:p>
-    <w:p>
-      <w:pPr>
-        <w:spacing w:before="0" w:after="50" w:line="360" w:lineRule="auto"/>
-      </w:pPr>
-      <w:r>
-        <w:rPr>
-          <w:rFonts w:ascii="Microsoft YaHei" w:hAnsi="Microsoft YaHei" w:eastAsia="Microsoft YaHei"/>
-          <w:sz w:val="20"/>
-        </w:rPr>
-        <w:t xml:space="preserve">1. 涉及 AI 生成的内容必须提醒用户核对。尤其是人物、时间、地点和事件等事实信息。</w:t>
-      </w:r>
-    </w:p>
-    <w:p>
-      <w:pPr>
-        <w:spacing w:before="0" w:after="50" w:line="360" w:lineRule="auto"/>
-      </w:pPr>
-      <w:r>
-        <w:rPr>
-          <w:rFonts w:ascii="Microsoft YaHei" w:hAnsi="Microsoft YaHei" w:eastAsia="Microsoft YaHei"/>
-          <w:sz w:val="20"/>
-        </w:rPr>
-        <w:t xml:space="preserve">1. 危险或不可逆操作必须二次确认。例如重新录制、放弃未保存内容等操作。</w:t>
-      </w:r>
-    </w:p>
-    <w:p>
-      <w:pPr>
-        <w:spacing w:before="0" w:after="50" w:line="360" w:lineRule="auto"/>
-      </w:pPr>
-      <w:r>
-        <w:rPr>
-          <w:rFonts w:ascii="Microsoft YaHei" w:hAnsi="Microsoft YaHei" w:eastAsia="Microsoft YaHei"/>
-          <w:sz w:val="20"/>
-        </w:rPr>
-        <w:t xml:space="preserve">1. 系统状态必须可理解。统一使用“未开始、处理中、成功、失败、待确认”等文字状态。</w:t>
-      </w:r>
-    </w:p>
-    <w:p>
-      <w:pPr>
-        <w:spacing w:before="0" w:after="50" w:line="360" w:lineRule="auto"/>
-      </w:pPr>
-      <w:r>
-        <w:rPr>
-          <w:rFonts w:ascii="Microsoft YaHei" w:hAnsi="Microsoft YaHei" w:eastAsia="Microsoft YaHei"/>
-          <w:sz w:val="20"/>
-        </w:rPr>
-        <w:t xml:space="preserve">1. 页面操作路径应保持单向清晰。用户应按照“创建记录—录音—转写—编辑—导出”的顺序完成核心任务。</w:t>
+        <w:t xml:space="preserve">2. 页面文字字号不小于 16px。重要提示、状态信息和错误信息不能使用过小字体。</w:t>
+      </w:r>
+    </w:p>
+    <w:p>
+      <w:pPr>
+        <w:spacing w:before="0" w:after="50" w:line="360" w:lineRule="auto"/>
+      </w:pPr>
+      <w:r>
+        <w:rPr>
+          <w:rFonts w:ascii="Microsoft YaHei" w:hAnsi="Microsoft YaHei" w:eastAsia="Microsoft YaHei"/>
+          <w:sz w:val="20"/>
+        </w:rPr>
+        <w:t xml:space="preserve">3. 每页只设置一个主要操作按钮。主要按钮应对应当前页面最重要的下一步动作。</w:t>
+      </w:r>
+    </w:p>
+    <w:p>
+      <w:pPr>
+        <w:spacing w:before="0" w:after="50" w:line="360" w:lineRule="auto"/>
+      </w:pPr>
+      <w:r>
+        <w:rPr>
+          <w:rFonts w:ascii="Microsoft YaHei" w:hAnsi="Microsoft YaHei" w:eastAsia="Microsoft YaHei"/>
+          <w:sz w:val="20"/>
+        </w:rPr>
+        <w:t xml:space="preserve">4. 语音输入作为首选录入方式。“开始录音”应比“上传音频”等备用入口更加醒目。</w:t>
+      </w:r>
+    </w:p>
+    <w:p>
+      <w:pPr>
+        <w:spacing w:before="0" w:after="50" w:line="360" w:lineRule="auto"/>
+      </w:pPr>
+      <w:r>
+        <w:rPr>
+          <w:rFonts w:ascii="Microsoft YaHei" w:hAnsi="Microsoft YaHei" w:eastAsia="Microsoft YaHei"/>
+          <w:sz w:val="20"/>
+        </w:rPr>
+        <w:t xml:space="preserve">5. 所有操作反馈必须有明确的文字提示。不得只通过颜色、图标或动画表示成功、失败和处理中状态。</w:t>
+      </w:r>
+    </w:p>
+    <w:p>
+      <w:pPr>
+        <w:spacing w:before="0" w:after="50" w:line="360" w:lineRule="auto"/>
+      </w:pPr>
+      <w:r>
+        <w:rPr>
+          <w:rFonts w:ascii="Microsoft YaHei" w:hAnsi="Microsoft YaHei" w:eastAsia="Microsoft YaHei"/>
+          <w:sz w:val="20"/>
+        </w:rPr>
+        <w:t xml:space="preserve">6. 尽量减少同时出现的选择项。每个页面只展示完成当前步骤所必需的功能。</w:t>
+      </w:r>
+    </w:p>
+    <w:p>
+      <w:pPr>
+        <w:spacing w:before="0" w:after="50" w:line="360" w:lineRule="auto"/>
+      </w:pPr>
+      <w:r>
+        <w:rPr>
+          <w:rFonts w:ascii="Microsoft YaHei" w:hAnsi="Microsoft YaHei" w:eastAsia="Microsoft YaHei"/>
+          <w:sz w:val="20"/>
+        </w:rPr>
+        <w:t xml:space="preserve">7. 涉及 AI 生成的内容必须提醒用户核对。尤其是人物、时间、地点和事件等事实信息。</w:t>
+      </w:r>
+    </w:p>
+    <w:p>
+      <w:pPr>
+        <w:spacing w:before="0" w:after="50" w:line="360" w:lineRule="auto"/>
+      </w:pPr>
+      <w:r>
+        <w:rPr>
+          <w:rFonts w:ascii="Microsoft YaHei" w:hAnsi="Microsoft YaHei" w:eastAsia="Microsoft YaHei"/>
+          <w:sz w:val="20"/>
+        </w:rPr>
+        <w:t xml:space="preserve">8. 危险或不可逆操作必须二次确认。例如重新录制、放弃未保存内容等操作。</w:t>
+      </w:r>
+    </w:p>
+    <w:p>
+      <w:pPr>
+        <w:spacing w:before="0" w:after="50" w:line="360" w:lineRule="auto"/>
+      </w:pPr>
+      <w:r>
+        <w:rPr>
+          <w:rFonts w:ascii="Microsoft YaHei" w:hAnsi="Microsoft YaHei" w:eastAsia="Microsoft YaHei"/>
+          <w:sz w:val="20"/>
+        </w:rPr>
+        <w:t xml:space="preserve">9. 系统状态必须可理解。统一使用“未开始、处理中、成功、失败、待确认”等文字状态。</w:t>
+      </w:r>
+    </w:p>
+    <w:p>
+      <w:pPr>
+        <w:spacing w:before="0" w:after="50" w:line="360" w:lineRule="auto"/>
+      </w:pPr>
+      <w:r>
+        <w:rPr>
+          <w:rFonts w:ascii="Microsoft YaHei" w:hAnsi="Microsoft YaHei" w:eastAsia="Microsoft YaHei"/>
+          <w:sz w:val="20"/>
+        </w:rPr>
+        <w:t xml:space="preserve">10. 页面操作路径应保持单向清晰。用户应按照“创建记录—录音—转写—编辑—导出”的顺序完成核心任务。</w:t>
       </w:r>
     </w:p>
     <w:p>
@@ -4271,79 +4254,79 @@
           <w:rFonts w:ascii="Microsoft YaHei" w:hAnsi="Microsoft YaHei" w:eastAsia="Microsoft YaHei"/>
           <w:sz w:val="20"/>
         </w:rPr>
-        <w:t xml:space="preserve">1. 每段录音均能显示录音状态和时长，并支持播放确认。</w:t>
-      </w:r>
-    </w:p>
-    <w:p>
-      <w:pPr>
-        <w:spacing w:before="0" w:after="50" w:line="360" w:lineRule="auto"/>
-      </w:pPr>
-      <w:r>
-        <w:rPr>
-          <w:rFonts w:ascii="Microsoft YaHei" w:hAnsi="Microsoft YaHei" w:eastAsia="Microsoft YaHei"/>
-          <w:sz w:val="20"/>
-        </w:rPr>
-        <w:t xml:space="preserve">1. 系统能够保留原始转写文本，并生成可编辑的 AI 传记初稿。</w:t>
-      </w:r>
-    </w:p>
-    <w:p>
-      <w:pPr>
-        <w:spacing w:before="0" w:after="50" w:line="360" w:lineRule="auto"/>
-      </w:pPr>
-      <w:r>
-        <w:rPr>
-          <w:rFonts w:ascii="Microsoft YaHei" w:hAnsi="Microsoft YaHei" w:eastAsia="Microsoft YaHei"/>
-          <w:sz w:val="20"/>
-        </w:rPr>
-        <w:t xml:space="preserve">1. AI 初稿不应凭空新增人物、时间、地点或事件，用户可以人工核对和修改。</w:t>
-      </w:r>
-    </w:p>
-    <w:p>
-      <w:pPr>
-        <w:spacing w:before="0" w:after="50" w:line="360" w:lineRule="auto"/>
-      </w:pPr>
-      <w:r>
-        <w:rPr>
-          <w:rFonts w:ascii="Microsoft YaHei" w:hAnsi="Microsoft YaHei" w:eastAsia="Microsoft YaHei"/>
-          <w:sz w:val="20"/>
-        </w:rPr>
-        <w:t xml:space="preserve">1. 用户可以保存标题和正文，并在离开页面前收到未保存提示。</w:t>
-      </w:r>
-    </w:p>
-    <w:p>
-      <w:pPr>
-        <w:spacing w:before="0" w:after="50" w:line="360" w:lineRule="auto"/>
-      </w:pPr>
-      <w:r>
-        <w:rPr>
-          <w:rFonts w:ascii="Microsoft YaHei" w:hAnsi="Microsoft YaHei" w:eastAsia="Microsoft YaHei"/>
-          <w:sz w:val="20"/>
-        </w:rPr>
-        <w:t xml:space="preserve">1. 用户可以删除不需要的记录，删除前有明确的二次确认。</w:t>
-      </w:r>
-    </w:p>
-    <w:p>
-      <w:pPr>
-        <w:spacing w:before="0" w:after="50" w:line="360" w:lineRule="auto"/>
-      </w:pPr>
-      <w:r>
-        <w:rPr>
-          <w:rFonts w:ascii="Microsoft YaHei" w:hAnsi="Microsoft YaHei" w:eastAsia="Microsoft YaHei"/>
-          <w:sz w:val="20"/>
-        </w:rPr>
-        <w:t xml:space="preserve">1. 用户可以成功导出包含标题和正文的文档。</w:t>
-      </w:r>
-    </w:p>
-    <w:p>
-      <w:pPr>
-        <w:spacing w:before="0" w:after="50" w:line="360" w:lineRule="auto"/>
-      </w:pPr>
-      <w:r>
-        <w:rPr>
-          <w:rFonts w:ascii="Microsoft YaHei" w:hAnsi="Microsoft YaHei" w:eastAsia="Microsoft YaHei"/>
-          <w:sz w:val="20"/>
-        </w:rPr>
-        <w:t xml:space="preserve">1. 录音、转写、AI 生成、保存和导出失败时，已有内容不会被无提示覆盖或丢失。</w:t>
+        <w:t xml:space="preserve">2. 每段录音均能显示录音状态和时长，并支持播放确认。</w:t>
+      </w:r>
+    </w:p>
+    <w:p>
+      <w:pPr>
+        <w:spacing w:before="0" w:after="50" w:line="360" w:lineRule="auto"/>
+      </w:pPr>
+      <w:r>
+        <w:rPr>
+          <w:rFonts w:ascii="Microsoft YaHei" w:hAnsi="Microsoft YaHei" w:eastAsia="Microsoft YaHei"/>
+          <w:sz w:val="20"/>
+        </w:rPr>
+        <w:t xml:space="preserve">3. 系统能够保留原始转写文本，并生成可编辑的 AI 传记初稿。</w:t>
+      </w:r>
+    </w:p>
+    <w:p>
+      <w:pPr>
+        <w:spacing w:before="0" w:after="50" w:line="360" w:lineRule="auto"/>
+      </w:pPr>
+      <w:r>
+        <w:rPr>
+          <w:rFonts w:ascii="Microsoft YaHei" w:hAnsi="Microsoft YaHei" w:eastAsia="Microsoft YaHei"/>
+          <w:sz w:val="20"/>
+        </w:rPr>
+        <w:t xml:space="preserve">4. AI 初稿不应凭空新增人物、时间、地点或事件，用户可以人工核对和修改。</w:t>
+      </w:r>
+    </w:p>
+    <w:p>
+      <w:pPr>
+        <w:spacing w:before="0" w:after="50" w:line="360" w:lineRule="auto"/>
+      </w:pPr>
+      <w:r>
+        <w:rPr>
+          <w:rFonts w:ascii="Microsoft YaHei" w:hAnsi="Microsoft YaHei" w:eastAsia="Microsoft YaHei"/>
+          <w:sz w:val="20"/>
+        </w:rPr>
+        <w:t xml:space="preserve">5. 用户可以保存标题和正文，并在离开页面前收到未保存提示。</w:t>
+      </w:r>
+    </w:p>
+    <w:p>
+      <w:pPr>
+        <w:spacing w:before="0" w:after="50" w:line="360" w:lineRule="auto"/>
+      </w:pPr>
+      <w:r>
+        <w:rPr>
+          <w:rFonts w:ascii="Microsoft YaHei" w:hAnsi="Microsoft YaHei" w:eastAsia="Microsoft YaHei"/>
+          <w:sz w:val="20"/>
+        </w:rPr>
+        <w:t xml:space="preserve">6. 用户可以删除不需要的记录，删除前有明确的二次确认。</w:t>
+      </w:r>
+    </w:p>
+    <w:p>
+      <w:pPr>
+        <w:spacing w:before="0" w:after="50" w:line="360" w:lineRule="auto"/>
+      </w:pPr>
+      <w:r>
+        <w:rPr>
+          <w:rFonts w:ascii="Microsoft YaHei" w:hAnsi="Microsoft YaHei" w:eastAsia="Microsoft YaHei"/>
+          <w:sz w:val="20"/>
+        </w:rPr>
+        <w:t xml:space="preserve">7. 用户可以成功导出包含标题和正文的文档。</w:t>
+      </w:r>
+    </w:p>
+    <w:p>
+      <w:pPr>
+        <w:spacing w:before="0" w:after="50" w:line="360" w:lineRule="auto"/>
+      </w:pPr>
+      <w:r>
+        <w:rPr>
+          <w:rFonts w:ascii="Microsoft YaHei" w:hAnsi="Microsoft YaHei" w:eastAsia="Microsoft YaHei"/>
+          <w:sz w:val="20"/>
+        </w:rPr>
+        <w:t xml:space="preserve">8. 录音、转写、AI 生成、保存和导出失败时，已有内容不会被无提示覆盖或丢失。</w:t>
       </w:r>
     </w:p>
     <w:sectPr>
